--- a/svoyo-delo/대본/6부/10화_Komplaens.docx
+++ b/svoyo-delo/대본/6부/10화_Komplaens.docx
@@ -713,7 +713,7 @@
         <w:t xml:space="preserve"> </w:t>
       </w:r>
       <w:r>
-        <w:t xml:space="preserve">- 규칙: 지문 없음. 전 화 100% 「화자명: 대사」. 1턴 18단어 이내 + 긴 턴 10~15회(30~55단어). 문법 초점(B2+): 명령형 조건(Если сомневаешься — спроси), 가정법(Если бы канал был в марте… не плакала бы; даже если бы знал — не сказал бы), 수동·무인칭(Лицензия кончилась; Товар идёт), 비교급(Короче его вежливости).</w:t>
+        <w:t xml:space="preserve">- 규칙: 지문 없음. 전 화 100% 「화자명: 대사」. 1턴 24단어 이내 + 긴 턴 10~15회(35~60단어). 문법 초점(B2+): 명령형 조건(Если сомневаешься — спроси), 가정법(Если бы канал был в марте… не плакала бы; даже если бы знал — не сказал бы), 수동·무인칭(Лицензия кончилась; Товар идёт), 비교급(Короче его вежливости).</w:t>
       </w:r>
       <w:r>
         <w:t xml:space="preserve"> </w:t>
@@ -881,15 +881,15 @@
         <w:pStyle w:val="FirstParagraph"/>
       </w:pPr>
       <w:r>
-        <w:t xml:space="preserve">KIRILL: Ткач ответил. Ночью. Владивосток чистый. Но вот второе сообщение. Хабаровск.</w:t>
-      </w:r>
-    </w:p>
-    <w:p>
-      <w:pPr>
-        <w:pStyle w:val="BodyText"/>
-      </w:pPr>
-      <w:r>
-        <w:t xml:space="preserve">ALEKSEY: Читай.</w:t>
+        <w:t xml:space="preserve">KIRILL: Ткач ответил ночью: во Владивостоке всё чисто. Но есть второе сообщение, и оно из Хабаровска.</w:t>
+      </w:r>
+    </w:p>
+    <w:p>
+      <w:pPr>
+        <w:pStyle w:val="BodyText"/>
+      </w:pPr>
+      <w:r>
+        <w:t xml:space="preserve">ALEKSEY: Читай вслух, Кирилл, чтобы все слышали, что именно он пишет.</w:t>
       </w:r>
     </w:p>
     <w:p>
@@ -905,95 +905,95 @@
         <w:pStyle w:val="BodyText"/>
       </w:pPr>
       <w:r>
-        <w:t xml:space="preserve">OLGA: Хабаровск. Девять тысяч километров от Мытищ. За две недели.</w:t>
-      </w:r>
-    </w:p>
-    <w:p>
-      <w:pPr>
-        <w:pStyle w:val="BodyText"/>
-      </w:pPr>
-      <w:r>
-        <w:t xml:space="preserve">IRINA: Это не Глеб сам. Это его сеть. Посредники. Он продаёт тем, кто продаёт дальше.</w:t>
-      </w:r>
-    </w:p>
-    <w:p>
-      <w:pPr>
-        <w:pStyle w:val="BodyText"/>
-      </w:pPr>
-      <w:r>
-        <w:t xml:space="preserve">ALEKSEY: Что Ткач сделал?</w:t>
-      </w:r>
-    </w:p>
-    <w:p>
-      <w:pPr>
-        <w:pStyle w:val="BodyText"/>
-      </w:pPr>
-      <w:r>
-        <w:t xml:space="preserve">KIRILL: Забрал коробки под акт. Клиника не колола. Врач сам позвонил на линию. После письма Корниловой.</w:t>
-      </w:r>
-    </w:p>
-    <w:p>
-      <w:pPr>
-        <w:pStyle w:val="BodyText"/>
-      </w:pPr>
-      <w:r>
-        <w:t xml:space="preserve">DIMA: Письмо сработало! Первый звонок — и сразу Хабаровск.</w:t>
-      </w:r>
-    </w:p>
-    <w:p>
-      <w:pPr>
-        <w:pStyle w:val="BodyText"/>
-      </w:pPr>
-      <w:r>
-        <w:t xml:space="preserve">OLGA: Письмо сработало один раз. В одной клинике. А сколько клиник не позвонили?</w:t>
-      </w:r>
-    </w:p>
-    <w:p>
-      <w:pPr>
-        <w:pStyle w:val="BodyText"/>
-      </w:pPr>
-      <w:r>
-        <w:t xml:space="preserve">ALEKSEY: Ольга Петровна, вы хотите что-то предложить. Я вижу по лицу.</w:t>
-      </w:r>
-    </w:p>
-    <w:p>
-      <w:pPr>
-        <w:pStyle w:val="BodyText"/>
-      </w:pPr>
-      <w:r>
-        <w:t xml:space="preserve">OLGA: Хочу. Одно слово. Вам не понравится. Комплаенс.</w:t>
-      </w:r>
-    </w:p>
-    <w:p>
-      <w:pPr>
-        <w:pStyle w:val="BodyText"/>
-      </w:pPr>
-      <w:r>
-        <w:t xml:space="preserve">ALEKSEY: Комплаенс. Это слово для больших компаний. С отделами. С этажами.</w:t>
-      </w:r>
-    </w:p>
-    <w:p>
-      <w:pPr>
-        <w:pStyle w:val="BodyText"/>
-      </w:pPr>
-      <w:r>
-        <w:t xml:space="preserve">OLGA: Большие компании стали большими, потому что у них был комплаенс. А не наоборот.</w:t>
-      </w:r>
-    </w:p>
-    <w:p>
-      <w:pPr>
-        <w:pStyle w:val="BodyText"/>
-      </w:pPr>
-      <w:r>
-        <w:t xml:space="preserve">IRINA: Сколько стоит?</w:t>
-      </w:r>
-    </w:p>
-    <w:p>
-      <w:pPr>
-        <w:pStyle w:val="BodyText"/>
-      </w:pPr>
-      <w:r>
-        <w:t xml:space="preserve">OLGA: Меньше, чем Хабаровск без звонка. Встреча в одиннадцать. Все. И Зайцев.</w:t>
+        <w:t xml:space="preserve">OLGA: Хабаровск — это девять тысяч километров от Мытищ, и всего за две недели.</w:t>
+      </w:r>
+    </w:p>
+    <w:p>
+      <w:pPr>
+        <w:pStyle w:val="BodyText"/>
+      </w:pPr>
+      <w:r>
+        <w:t xml:space="preserve">IRINA: Это не сам Глеб, а его сеть посредников. Он продаёт тем, кто продаёт дальше.</w:t>
+      </w:r>
+    </w:p>
+    <w:p>
+      <w:pPr>
+        <w:pStyle w:val="BodyText"/>
+      </w:pPr>
+      <w:r>
+        <w:t xml:space="preserve">ALEKSEY: А что сделал Ткач, когда узнал?</w:t>
+      </w:r>
+    </w:p>
+    <w:p>
+      <w:pPr>
+        <w:pStyle w:val="BodyText"/>
+      </w:pPr>
+      <w:r>
+        <w:t xml:space="preserve">KIRILL: Забрал коробки под акт. Клиника ничего не колола: врач сам позвонил на линию после письма Корниловой.</w:t>
+      </w:r>
+    </w:p>
+    <w:p>
+      <w:pPr>
+        <w:pStyle w:val="BodyText"/>
+      </w:pPr>
+      <w:r>
+        <w:t xml:space="preserve">DIMA: Значит, письмо сработало! Первый же звонок — и сразу Хабаровск.</w:t>
+      </w:r>
+    </w:p>
+    <w:p>
+      <w:pPr>
+        <w:pStyle w:val="BodyText"/>
+      </w:pPr>
+      <w:r>
+        <w:t xml:space="preserve">OLGA: Письмо сработало один раз, в одной клинике. А сколько клиник так и не позвонили?</w:t>
+      </w:r>
+    </w:p>
+    <w:p>
+      <w:pPr>
+        <w:pStyle w:val="BodyText"/>
+      </w:pPr>
+      <w:r>
+        <w:t xml:space="preserve">ALEKSEY: Ольга Петровна, вы хотите что-то предложить, я вижу это по вашему лицу.</w:t>
+      </w:r>
+    </w:p>
+    <w:p>
+      <w:pPr>
+        <w:pStyle w:val="BodyText"/>
+      </w:pPr>
+      <w:r>
+        <w:t xml:space="preserve">OLGA: Хочу. Одно слово, и оно вам не понравится: комплаенс.</w:t>
+      </w:r>
+    </w:p>
+    <w:p>
+      <w:pPr>
+        <w:pStyle w:val="BodyText"/>
+      </w:pPr>
+      <w:r>
+        <w:t xml:space="preserve">ALEKSEY: Комплаенс — это слово для больших компаний, у которых есть отделы и целые этажи.</w:t>
+      </w:r>
+    </w:p>
+    <w:p>
+      <w:pPr>
+        <w:pStyle w:val="BodyText"/>
+      </w:pPr>
+      <w:r>
+        <w:t xml:space="preserve">OLGA: Большие компании стали большими потому, что у них был комплаенс, а не наоборот.</w:t>
+      </w:r>
+    </w:p>
+    <w:p>
+      <w:pPr>
+        <w:pStyle w:val="BodyText"/>
+      </w:pPr>
+      <w:r>
+        <w:t xml:space="preserve">IRINA: И сколько это будет нам стоить?</w:t>
+      </w:r>
+    </w:p>
+    <w:p>
+      <w:pPr>
+        <w:pStyle w:val="BodyText"/>
+      </w:pPr>
+      <w:r>
+        <w:t xml:space="preserve">OLGA: Меньше, чем Хабаровск без звонка. Встреча в одиннадцать, приходят все, и Зайцев тоже.</w:t>
       </w:r>
     </w:p>
     <w:bookmarkEnd w:id="21"/>
@@ -1011,279 +1011,279 @@
         <w:pStyle w:val="FirstParagraph"/>
       </w:pPr>
       <w:r>
-        <w:t xml:space="preserve">ZAYTSEV: Я здесь. Ольга Петровна, доска ваша.</w:t>
-      </w:r>
-    </w:p>
-    <w:p>
-      <w:pPr>
-        <w:pStyle w:val="BodyText"/>
-      </w:pPr>
-      <w:r>
-        <w:t xml:space="preserve">OLGA: Комплаенс — это не отдел. Это три вещи. Я их напишу на доске. Потом сотру. Чтобы помнили без доски.</w:t>
-      </w:r>
-    </w:p>
-    <w:p>
-      <w:pPr>
-        <w:pStyle w:val="BodyText"/>
-      </w:pPr>
-      <w:r>
-        <w:t xml:space="preserve">ZAYTSEV: Как на экзамене у Корниловой.</w:t>
-      </w:r>
-    </w:p>
-    <w:p>
-      <w:pPr>
-        <w:pStyle w:val="BodyText"/>
-      </w:pPr>
-      <w:r>
-        <w:t xml:space="preserve">OLGA: Первая. Цепочка. Мы знаем каждого, кто держит наш товар. Партнёр, субдилер, клиника. Лицензия, регистрация, адрес, срок действия. Каждый квартал — сверка кодов. Случайная проверка — раз в месяц, без предупреждения. Как у Седжина с нами. Мы у них учимся, они у нас.</w:t>
-      </w:r>
-    </w:p>
-    <w:p>
-      <w:pPr>
-        <w:pStyle w:val="BodyText"/>
-      </w:pPr>
-      <w:r>
-        <w:t xml:space="preserve">IRINA: Сверка кодов — это я. Я и так делаю. Раз в месяц. Только для себя.</w:t>
-      </w:r>
-    </w:p>
-    <w:p>
-      <w:pPr>
-        <w:pStyle w:val="BodyText"/>
-      </w:pPr>
-      <w:r>
-        <w:t xml:space="preserve">OLGA: Теперь — для всех. С подписью. И с отчётом совету.</w:t>
-      </w:r>
-    </w:p>
-    <w:p>
-      <w:pPr>
-        <w:pStyle w:val="BodyText"/>
-      </w:pPr>
-      <w:r>
-        <w:t xml:space="preserve">ALEKSEY: А если партнёр обидится? Рустем? Марина? Мы им доверяем.</w:t>
-      </w:r>
-    </w:p>
-    <w:p>
-      <w:pPr>
-        <w:pStyle w:val="BodyText"/>
-      </w:pPr>
-      <w:r>
-        <w:t xml:space="preserve">OLGA: Доверяем — и проверяем. Марина сама сказала: «Журнал открыт в любой день». Она обидится, если мы не проверим. Это её гордость. Рустем — тоже. Проверка — это уважение к системе. Не подозрение к человеку. Так и скажем.</w:t>
-      </w:r>
-    </w:p>
-    <w:p>
-      <w:pPr>
-        <w:pStyle w:val="BodyText"/>
-      </w:pPr>
-      <w:r>
-        <w:t xml:space="preserve">KIRILL: А вторая?</w:t>
-      </w:r>
-    </w:p>
-    <w:p>
-      <w:pPr>
-        <w:pStyle w:val="BodyText"/>
-      </w:pPr>
-      <w:r>
-        <w:t xml:space="preserve">OLGA: Вторая. Обучение. Каждый сотрудник. Восемьдесят пять человек. Один час. Что делать, когда предлагают. Кому звонить. Что говорить.</w:t>
-      </w:r>
-    </w:p>
-    <w:p>
-      <w:pPr>
-        <w:pStyle w:val="BodyText"/>
-      </w:pPr>
-      <w:r>
-        <w:t xml:space="preserve">DIMA: Один час? Мои шесть не выдержат час лекции.</w:t>
-      </w:r>
-    </w:p>
-    <w:p>
-      <w:pPr>
-        <w:pStyle w:val="BodyText"/>
-      </w:pPr>
-      <w:r>
-        <w:t xml:space="preserve">OLGA: Не лекция. Игра. Один играет Глеба. Другой — себя. Потом меняются.</w:t>
-      </w:r>
-    </w:p>
-    <w:p>
-      <w:pPr>
-        <w:pStyle w:val="BodyText"/>
-      </w:pPr>
-      <w:r>
-        <w:t xml:space="preserve">DIMA: Игра. Это они выдержат. Это они любят.</w:t>
-      </w:r>
-    </w:p>
-    <w:p>
-      <w:pPr>
-        <w:pStyle w:val="BodyText"/>
-      </w:pPr>
-      <w:r>
-        <w:t xml:space="preserve">ZAYTSEV: Только не давайте Глебу хорошие реплики. Плохие слова запоминаются лучше хороших.</w:t>
-      </w:r>
-    </w:p>
-    <w:p>
-      <w:pPr>
-        <w:pStyle w:val="BodyText"/>
-      </w:pPr>
-      <w:r>
-        <w:t xml:space="preserve">OLGA: Третья. Канал. Анонимный. Любой сотрудник, любой партнёр может написать: «Я видел вот это». Без имени. И без наказания.</w:t>
-      </w:r>
-    </w:p>
-    <w:p>
-      <w:pPr>
-        <w:pStyle w:val="BodyText"/>
-      </w:pPr>
-      <w:r>
-        <w:t xml:space="preserve">ZAYTSEV: Это важно юридически. Если канал есть — компания может доказать, что старалась. Если нет — «вы знали и молчали».</w:t>
-      </w:r>
-    </w:p>
-    <w:p>
-      <w:pPr>
-        <w:pStyle w:val="BodyText"/>
-      </w:pPr>
-      <w:r>
-        <w:t xml:space="preserve">IRINA: Кто читает канал?</w:t>
-      </w:r>
-    </w:p>
-    <w:p>
-      <w:pPr>
-        <w:pStyle w:val="BodyText"/>
-      </w:pPr>
-      <w:r>
-        <w:t xml:space="preserve">OLGA: Не директор. Не я. Человек, который отчитывается совету. Не Алексею.</w:t>
-      </w:r>
-    </w:p>
-    <w:p>
-      <w:pPr>
-        <w:pStyle w:val="BodyText"/>
-      </w:pPr>
-      <w:r>
-        <w:t xml:space="preserve">ALEKSEY: Не мне? Почему?</w:t>
-      </w:r>
-    </w:p>
-    <w:p>
-      <w:pPr>
-        <w:pStyle w:val="BodyText"/>
-      </w:pPr>
-      <w:r>
-        <w:t xml:space="preserve">OLGA: Потому что иногда в канал напишут про вас. Или про Ирину. Или про меня. Так должно быть.</w:t>
-      </w:r>
-    </w:p>
-    <w:p>
-      <w:pPr>
-        <w:pStyle w:val="BodyText"/>
-      </w:pPr>
-      <w:r>
-        <w:t xml:space="preserve">ALEKSEY: Справедливо. Неприятно. Но справедливо.</w:t>
-      </w:r>
-    </w:p>
-    <w:p>
-      <w:pPr>
-        <w:pStyle w:val="BodyText"/>
-      </w:pPr>
-      <w:r>
-        <w:t xml:space="preserve">IRINA: Тогда нужен человек. А у нас заморозка найма. Мы договорились. Даже тренеров не берём.</w:t>
-      </w:r>
-    </w:p>
-    <w:p>
-      <w:pPr>
-        <w:pStyle w:val="BodyText"/>
-      </w:pPr>
-      <w:r>
-        <w:t xml:space="preserve">OLGA: Значит, человек — внутри. Кто-то из нас. Час-два в день. Без новой зарплаты.</w:t>
-      </w:r>
-    </w:p>
-    <w:p>
-      <w:pPr>
-        <w:pStyle w:val="BodyText"/>
-      </w:pPr>
-      <w:r>
-        <w:t xml:space="preserve">KIRILL: Можно я?</w:t>
-      </w:r>
-    </w:p>
-    <w:p>
-      <w:pPr>
-        <w:pStyle w:val="BodyText"/>
-      </w:pPr>
-      <w:r>
-        <w:t xml:space="preserve">OLGA: Вы? Кирилл, вы неделю назад были официально против отказа.</w:t>
-      </w:r>
-    </w:p>
-    <w:p>
-      <w:pPr>
-        <w:pStyle w:val="BodyText"/>
-      </w:pPr>
-      <w:r>
-        <w:t xml:space="preserve">KIRILL: Именно поэтому. Я знаю, как это выглядит изнутри. Когда хочется взять. Когда кажется, что это законно. Когда страшно за людей. Тот, кто никогда не хотел, не узнает, как это звучит. Я узнаю. По первым словам.</w:t>
-      </w:r>
-    </w:p>
-    <w:p>
-      <w:pPr>
-        <w:pStyle w:val="BodyText"/>
-      </w:pPr>
-      <w:r>
-        <w:t xml:space="preserve">ZAYTSEV: Это… сильный аргумент. Юридически — тоже. Компания назначает человека с особым мнением в протоколе. Значит, не боится несогласных.</w:t>
-      </w:r>
-    </w:p>
-    <w:p>
-      <w:pPr>
-        <w:pStyle w:val="BodyText"/>
-      </w:pPr>
-      <w:r>
-        <w:t xml:space="preserve">IRINA: А «Командировка»? Коды? Это его работа. Он и так занят.</w:t>
-      </w:r>
-    </w:p>
-    <w:p>
-      <w:pPr>
-        <w:pStyle w:val="BodyText"/>
-      </w:pPr>
-      <w:r>
-        <w:t xml:space="preserve">KIRILL: «Командировка» — это и есть цепочка. Половина первой вещи у меня уже в системе. Я просто не называл это комплаенсом.</w:t>
-      </w:r>
-    </w:p>
-    <w:p>
-      <w:pPr>
-        <w:pStyle w:val="BodyText"/>
-      </w:pPr>
-      <w:r>
-        <w:t xml:space="preserve">ALEKSEY: Ольга Петровна, ваше слово. Ваша идея.</w:t>
-      </w:r>
-    </w:p>
-    <w:p>
-      <w:pPr>
-        <w:pStyle w:val="BodyText"/>
-      </w:pPr>
-      <w:r>
-        <w:t xml:space="preserve">OLGA: Три месяца. Испытательный срок. Отчёт — совету. Я — наставник. И ещё одно, Кирилл.</w:t>
-      </w:r>
-    </w:p>
-    <w:p>
-      <w:pPr>
-        <w:pStyle w:val="BodyText"/>
-      </w:pPr>
-      <w:r>
-        <w:t xml:space="preserve">KIRILL: Да?</w:t>
-      </w:r>
-    </w:p>
-    <w:p>
-      <w:pPr>
-        <w:pStyle w:val="BodyText"/>
-      </w:pPr>
-      <w:r>
-        <w:t xml:space="preserve">OLGA: Если в канал напишут про вашего дядю — вы читаете первым. И не звоните ему. Сможете?</w:t>
-      </w:r>
-    </w:p>
-    <w:p>
-      <w:pPr>
-        <w:pStyle w:val="BodyText"/>
-      </w:pPr>
-      <w:r>
-        <w:t xml:space="preserve">KIRILL: Смогу. Он сам меня этому научил. В марте.</w:t>
-      </w:r>
-    </w:p>
-    <w:p>
-      <w:pPr>
-        <w:pStyle w:val="BodyText"/>
-      </w:pPr>
-      <w:r>
-        <w:t xml:space="preserve">OLGA: Тогда — с понедельника. Доска стёрта. Кирилл, повторите три вещи. Без доски.</w:t>
+        <w:t xml:space="preserve">ZAYTSEV: Я здесь. Ольга Петровна, доска в вашем распоряжении.</w:t>
+      </w:r>
+    </w:p>
+    <w:p>
+      <w:pPr>
+        <w:pStyle w:val="BodyText"/>
+      </w:pPr>
+      <w:r>
+        <w:t xml:space="preserve">OLGA: Комплаенс — это не отдел, а три вещи. Я напишу их на доске, а потом сотру, чтобы вы помнили их без доски.</w:t>
+      </w:r>
+    </w:p>
+    <w:p>
+      <w:pPr>
+        <w:pStyle w:val="BodyText"/>
+      </w:pPr>
+      <w:r>
+        <w:t xml:space="preserve">ZAYTSEV: Совсем как на экзамене у Корниловой, где подсказок не бывает.</w:t>
+      </w:r>
+    </w:p>
+    <w:p>
+      <w:pPr>
+        <w:pStyle w:val="BodyText"/>
+      </w:pPr>
+      <w:r>
+        <w:t xml:space="preserve">OLGA: Первая вещь — цепочка. Мы знаем каждого, кто держит наш товар: партнёра, субдилера, клинику, их лицензию, регистрацию, адрес и срок действия. Каждый квартал проводится сверка кодов, а раз в месяц — случайная проверка без предупреждения, как у Седжина с нами. Мы учимся у них, а они у нас.</w:t>
+      </w:r>
+    </w:p>
+    <w:p>
+      <w:pPr>
+        <w:pStyle w:val="BodyText"/>
+      </w:pPr>
+      <w:r>
+        <w:t xml:space="preserve">IRINA: Сверка кодов — это я. Я и так делаю её раз в месяц, только для себя.</w:t>
+      </w:r>
+    </w:p>
+    <w:p>
+      <w:pPr>
+        <w:pStyle w:val="BodyText"/>
+      </w:pPr>
+      <w:r>
+        <w:t xml:space="preserve">OLGA: А теперь вы будете делать её для всех, с подписью и с отчётом совету.</w:t>
+      </w:r>
+    </w:p>
+    <w:p>
+      <w:pPr>
+        <w:pStyle w:val="BodyText"/>
+      </w:pPr>
+      <w:r>
+        <w:t xml:space="preserve">ALEKSEY: А если партнёр обидится? Рустем или Марина? Мы же им доверяем.</w:t>
+      </w:r>
+    </w:p>
+    <w:p>
+      <w:pPr>
+        <w:pStyle w:val="BodyText"/>
+      </w:pPr>
+      <w:r>
+        <w:t xml:space="preserve">OLGA: Доверяем — и проверяем. Марина сама сказала: «Журнал открыт в любой день», и она обидится, если мы не проверим, потому что это её гордость. Рустем тоже. Проверка — это уважение к системе, не подозрение к человеку. Так им и скажем.</w:t>
+      </w:r>
+    </w:p>
+    <w:p>
+      <w:pPr>
+        <w:pStyle w:val="BodyText"/>
+      </w:pPr>
+      <w:r>
+        <w:t xml:space="preserve">KIRILL: А какая вторая вещь, Ольга Петровна?</w:t>
+      </w:r>
+    </w:p>
+    <w:p>
+      <w:pPr>
+        <w:pStyle w:val="BodyText"/>
+      </w:pPr>
+      <w:r>
+        <w:t xml:space="preserve">OLGA: Вторая — обучение. Каждый сотрудник, все восемьдесят пять человек, один час: что делать, когда тебе предлагают, кому звонить и что говорить.</w:t>
+      </w:r>
+    </w:p>
+    <w:p>
+      <w:pPr>
+        <w:pStyle w:val="BodyText"/>
+      </w:pPr>
+      <w:r>
+        <w:t xml:space="preserve">DIMA: Целый час? Мои шестеро не выдержат часовую лекцию.</w:t>
+      </w:r>
+    </w:p>
+    <w:p>
+      <w:pPr>
+        <w:pStyle w:val="BodyText"/>
+      </w:pPr>
+      <w:r>
+        <w:t xml:space="preserve">OLGA: Это будет не лекция, а игра. Один играет Глеба, другой — самого себя, а потом они меняются.</w:t>
+      </w:r>
+    </w:p>
+    <w:p>
+      <w:pPr>
+        <w:pStyle w:val="BodyText"/>
+      </w:pPr>
+      <w:r>
+        <w:t xml:space="preserve">DIMA: Игру они выдержат, они такое очень любят.</w:t>
+      </w:r>
+    </w:p>
+    <w:p>
+      <w:pPr>
+        <w:pStyle w:val="BodyText"/>
+      </w:pPr>
+      <w:r>
+        <w:t xml:space="preserve">ZAYTSEV: Только не давайте Глебу хорошие реплики, потому что плохие слова запоминаются лучше хороших.</w:t>
+      </w:r>
+    </w:p>
+    <w:p>
+      <w:pPr>
+        <w:pStyle w:val="BodyText"/>
+      </w:pPr>
+      <w:r>
+        <w:t xml:space="preserve">OLGA: Третья вещь — анонимный канал. Любой сотрудник или партнёр может написать: «Я видел вот это». Без имени и без наказания. Человек должен знать, что за честное сообщение ему ничего не будет, иначе он промолчит, и мы узнаем обо всём слишком поздно, как в Хабаровске.</w:t>
+      </w:r>
+    </w:p>
+    <w:p>
+      <w:pPr>
+        <w:pStyle w:val="BodyText"/>
+      </w:pPr>
+      <w:r>
+        <w:t xml:space="preserve">ZAYTSEV: Юридически это важно. Если канал есть, компания может доказать, что старалась. А если нет, то скажут: «Вы знали и молчали».</w:t>
+      </w:r>
+    </w:p>
+    <w:p>
+      <w:pPr>
+        <w:pStyle w:val="BodyText"/>
+      </w:pPr>
+      <w:r>
+        <w:t xml:space="preserve">IRINA: А кто будет читать этот канал?</w:t>
+      </w:r>
+    </w:p>
+    <w:p>
+      <w:pPr>
+        <w:pStyle w:val="BodyText"/>
+      </w:pPr>
+      <w:r>
+        <w:t xml:space="preserve">OLGA: Не директор и не я, а человек, который отчитывается совету, а не Алексею.</w:t>
+      </w:r>
+    </w:p>
+    <w:p>
+      <w:pPr>
+        <w:pStyle w:val="BodyText"/>
+      </w:pPr>
+      <w:r>
+        <w:t xml:space="preserve">ALEKSEY: Не мне? А почему не мне?</w:t>
+      </w:r>
+    </w:p>
+    <w:p>
+      <w:pPr>
+        <w:pStyle w:val="BodyText"/>
+      </w:pPr>
+      <w:r>
+        <w:t xml:space="preserve">OLGA: Потому что иногда в канал напишут про вас, или про Ирину, или про меня. Так и должно быть. Если канал читает тот, о ком пишут, канал становится просто красивой вывеской, и люди это сразу понимают.</w:t>
+      </w:r>
+    </w:p>
+    <w:p>
+      <w:pPr>
+        <w:pStyle w:val="BodyText"/>
+      </w:pPr>
+      <w:r>
+        <w:t xml:space="preserve">ALEKSEY: Справедливо. Неприятно, но справедливо, и спорить я не буду.</w:t>
+      </w:r>
+    </w:p>
+    <w:p>
+      <w:pPr>
+        <w:pStyle w:val="BodyText"/>
+      </w:pPr>
+      <w:r>
+        <w:t xml:space="preserve">IRINA: Тогда нам нужен человек, а у нас заморозка найма. Мы же договорились, что даже тренеров не берём.</w:t>
+      </w:r>
+    </w:p>
+    <w:p>
+      <w:pPr>
+        <w:pStyle w:val="BodyText"/>
+      </w:pPr>
+      <w:r>
+        <w:t xml:space="preserve">OLGA: Значит, человек будет изнутри, кто-то из нас: час-два в день и без новой зарплаты.</w:t>
+      </w:r>
+    </w:p>
+    <w:p>
+      <w:pPr>
+        <w:pStyle w:val="BodyText"/>
+      </w:pPr>
+      <w:r>
+        <w:t xml:space="preserve">KIRILL: Можно я возьму это на себя?</w:t>
+      </w:r>
+    </w:p>
+    <w:p>
+      <w:pPr>
+        <w:pStyle w:val="BodyText"/>
+      </w:pPr>
+      <w:r>
+        <w:t xml:space="preserve">OLGA: Вы? Кирилл, неделю назад вы были официально против отказа.</w:t>
+      </w:r>
+    </w:p>
+    <w:p>
+      <w:pPr>
+        <w:pStyle w:val="BodyText"/>
+      </w:pPr>
+      <w:r>
+        <w:t xml:space="preserve">KIRILL: Именно поэтому. Я знаю, как это выглядит изнутри: когда хочется взять, когда кажется, что это законно, когда страшно за людей. Тот, кто никогда этого не хотел, не узнает, как это звучит. А я узнаю по первым же словам.</w:t>
+      </w:r>
+    </w:p>
+    <w:p>
+      <w:pPr>
+        <w:pStyle w:val="BodyText"/>
+      </w:pPr>
+      <w:r>
+        <w:t xml:space="preserve">ZAYTSEV: Это… сильный аргумент, и юридически тоже. Компания назначает человека с особым мнением в протоколе, значит, она не боится несогласных.</w:t>
+      </w:r>
+    </w:p>
+    <w:p>
+      <w:pPr>
+        <w:pStyle w:val="BodyText"/>
+      </w:pPr>
+      <w:r>
+        <w:t xml:space="preserve">IRINA: А как же «Командировка» и коды? Это его работа, он и так занят.</w:t>
+      </w:r>
+    </w:p>
+    <w:p>
+      <w:pPr>
+        <w:pStyle w:val="BodyText"/>
+      </w:pPr>
+      <w:r>
+        <w:t xml:space="preserve">KIRILL: «Командировка» — это и есть цепочка. Половина первой вещи у меня уже в системе, просто я не называл это комплаенсом.</w:t>
+      </w:r>
+    </w:p>
+    <w:p>
+      <w:pPr>
+        <w:pStyle w:val="BodyText"/>
+      </w:pPr>
+      <w:r>
+        <w:t xml:space="preserve">ALEKSEY: Ольга Петровна, решать вам, ведь это ваша идея.</w:t>
+      </w:r>
+    </w:p>
+    <w:p>
+      <w:pPr>
+        <w:pStyle w:val="BodyText"/>
+      </w:pPr>
+      <w:r>
+        <w:t xml:space="preserve">OLGA: Три месяца испытательный срок, отчёт идёт совету, а я буду наставником. И ещё одно, Кирилл.</w:t>
+      </w:r>
+    </w:p>
+    <w:p>
+      <w:pPr>
+        <w:pStyle w:val="BodyText"/>
+      </w:pPr>
+      <w:r>
+        <w:t xml:space="preserve">KIRILL: Да, Ольга Петровна? Я слушаю.</w:t>
+      </w:r>
+    </w:p>
+    <w:p>
+      <w:pPr>
+        <w:pStyle w:val="BodyText"/>
+      </w:pPr>
+      <w:r>
+        <w:t xml:space="preserve">OLGA: Если в канал напишут про вашего дядю, вы прочитаете это первым и не будете ему звонить. Сможете?</w:t>
+      </w:r>
+    </w:p>
+    <w:p>
+      <w:pPr>
+        <w:pStyle w:val="BodyText"/>
+      </w:pPr>
+      <w:r>
+        <w:t xml:space="preserve">KIRILL: Смогу. Он сам меня этому научил, в марте.</w:t>
+      </w:r>
+    </w:p>
+    <w:p>
+      <w:pPr>
+        <w:pStyle w:val="BodyText"/>
+      </w:pPr>
+      <w:r>
+        <w:t xml:space="preserve">OLGA: Тогда начинаете с понедельника. Доска стёрта. Кирилл, повторите все три вещи без доски.</w:t>
       </w:r>
     </w:p>
     <w:bookmarkEnd w:id="22"/>
@@ -1301,135 +1301,135 @@
         <w:pStyle w:val="FirstParagraph"/>
       </w:pPr>
       <w:r>
-        <w:t xml:space="preserve">KIRILL: Итак. Первая тренировка. Шесть человек. Женя — вы играете Глеба. Вы его слышали.</w:t>
-      </w:r>
-    </w:p>
-    <w:p>
-      <w:pPr>
-        <w:pStyle w:val="BodyText"/>
-      </w:pPr>
-      <w:r>
-        <w:t xml:space="preserve">ZHENYA: Я? Глеба? Мне… неудобно.</w:t>
-      </w:r>
-    </w:p>
-    <w:p>
-      <w:pPr>
-        <w:pStyle w:val="BodyText"/>
-      </w:pPr>
-      <w:r>
-        <w:t xml:space="preserve">KIRILL: Именно поэтому — вы. Вы помните его слова. Остальные — нет.</w:t>
-      </w:r>
-    </w:p>
-    <w:p>
-      <w:pPr>
-        <w:pStyle w:val="BodyText"/>
-      </w:pPr>
-      <w:r>
-        <w:t xml:space="preserve">ZHENYA: Хорошо. Попробую. Здравствуйте, Пётр. Я знаю, что в мае у вас сокращения. Москва маленькая.</w:t>
-      </w:r>
-    </w:p>
-    <w:p>
-      <w:pPr>
-        <w:pStyle w:val="BodyText"/>
-      </w:pPr>
-      <w:r>
-        <w:t xml:space="preserve">PETR: Э… Здравствуйте. Откуда вы знаете?</w:t>
-      </w:r>
-    </w:p>
-    <w:p>
-      <w:pPr>
-        <w:pStyle w:val="BodyText"/>
-      </w:pPr>
-      <w:r>
-        <w:t xml:space="preserve">ZHENYA: Я многое знаю. Это моя работа. У меня для вас предложение. Простое. Как всё гениальное.</w:t>
-      </w:r>
-    </w:p>
-    <w:p>
-      <w:pPr>
-        <w:pStyle w:val="BodyText"/>
-      </w:pPr>
-      <w:r>
-        <w:t xml:space="preserve">DIMA: Стоп. Женя, это слово в слово?</w:t>
-      </w:r>
-    </w:p>
-    <w:p>
-      <w:pPr>
-        <w:pStyle w:val="BodyText"/>
-      </w:pPr>
-      <w:r>
-        <w:t xml:space="preserve">ZHENYA: Почти. Он ещё говорил «потрясающе». Каждые две минуты. И улыбался в трубку. Это слышно.</w:t>
-      </w:r>
-    </w:p>
-    <w:p>
-      <w:pPr>
-        <w:pStyle w:val="BodyText"/>
-      </w:pPr>
-      <w:r>
-        <w:t xml:space="preserve">KIRILL: Пётр, продолжайте. Что вы скажете?</w:t>
-      </w:r>
-    </w:p>
-    <w:p>
-      <w:pPr>
-        <w:pStyle w:val="BodyText"/>
-      </w:pPr>
-      <w:r>
-        <w:t xml:space="preserve">PETR: Я скажу… «Какое предложение?»</w:t>
-      </w:r>
-    </w:p>
-    <w:p>
-      <w:pPr>
-        <w:pStyle w:val="BodyText"/>
-      </w:pPr>
-      <w:r>
-        <w:t xml:space="preserve">KIRILL: Стоп. Вот первая ошибка. Самая частая. Вы спросили. Теперь вы в разговоре. Он будет говорить двадцать минут, и через двадцать минут вы уже думаете о цифрах. Не о том, что это незаконно.</w:t>
-      </w:r>
-    </w:p>
-    <w:p>
-      <w:pPr>
-        <w:pStyle w:val="BodyText"/>
-      </w:pPr>
-      <w:r>
-        <w:t xml:space="preserve">PETR: А что надо было сказать?</w:t>
-      </w:r>
-    </w:p>
-    <w:p>
-      <w:pPr>
-        <w:pStyle w:val="BodyText"/>
-      </w:pPr>
-      <w:r>
-        <w:t xml:space="preserve">KIRILL: Ольга Петровна написала три фразы. Запомните, как таблицу умножения. «Спасибо, мне это не интересно». «Я передам ваш контакт юристу». «До свидания». Всё. Три фразы. Двенадцать секунд. Ни одного вопроса. Ни одного «а сколько». Вопрос — это дверь. Не открывайте дверь.</w:t>
-      </w:r>
-    </w:p>
-    <w:p>
-      <w:pPr>
-        <w:pStyle w:val="BodyText"/>
-      </w:pPr>
-      <w:r>
-        <w:t xml:space="preserve">PETR: Это грубо. Он же вежливый.</w:t>
-      </w:r>
-    </w:p>
-    <w:p>
-      <w:pPr>
-        <w:pStyle w:val="BodyText"/>
-      </w:pPr>
-      <w:r>
-        <w:t xml:space="preserve">KORNILOVA: Можно мне? Я сижу сзади, но не могу молчать. Вежливость — это его инструмент. Как шприц. Вежливый человек, который предлагает незарегистрированный гель, опаснее грубого. Грубому вы не поверите. Вежливому — поверите. Поэтому ваши двенадцать секунд должны быть вежливыми, но короткими. Короче его вежливости.</w:t>
-      </w:r>
-    </w:p>
-    <w:p>
-      <w:pPr>
-        <w:pStyle w:val="BodyText"/>
-      </w:pPr>
-      <w:r>
-        <w:t xml:space="preserve">KIRILL: Пётр, ещё раз. Женя, сначала.</w:t>
-      </w:r>
-    </w:p>
-    <w:p>
-      <w:pPr>
-        <w:pStyle w:val="BodyText"/>
-      </w:pPr>
-      <w:r>
-        <w:t xml:space="preserve">ZHENYA: Здравствуйте, Пётр. Я знаю, что в мае у вас сокращения. У меня предложение.</w:t>
+        <w:t xml:space="preserve">KIRILL: Итак, первая тренировка, шесть человек. Женя, вы играете Глеба, потому что вы его слышали.</w:t>
+      </w:r>
+    </w:p>
+    <w:p>
+      <w:pPr>
+        <w:pStyle w:val="BodyText"/>
+      </w:pPr>
+      <w:r>
+        <w:t xml:space="preserve">ZHENYA: Я? Играть Глеба? Мне как-то… неудобно.</w:t>
+      </w:r>
+    </w:p>
+    <w:p>
+      <w:pPr>
+        <w:pStyle w:val="BodyText"/>
+      </w:pPr>
+      <w:r>
+        <w:t xml:space="preserve">KIRILL: Именно поэтому — вы. Вы помните его слова, а остальные нет.</w:t>
+      </w:r>
+    </w:p>
+    <w:p>
+      <w:pPr>
+        <w:pStyle w:val="BodyText"/>
+      </w:pPr>
+      <w:r>
+        <w:t xml:space="preserve">ZHENYA: Хорошо, попробую. Здравствуйте, Пётр. Я знаю, что в мае у вас сокращения, ведь Москва маленькая.</w:t>
+      </w:r>
+    </w:p>
+    <w:p>
+      <w:pPr>
+        <w:pStyle w:val="BodyText"/>
+      </w:pPr>
+      <w:r>
+        <w:t xml:space="preserve">PETR: Э… Здравствуйте. А откуда вы это знаете?</w:t>
+      </w:r>
+    </w:p>
+    <w:p>
+      <w:pPr>
+        <w:pStyle w:val="BodyText"/>
+      </w:pPr>
+      <w:r>
+        <w:t xml:space="preserve">ZHENYA: Я многое знаю, это моя работа. У меня для вас предложение, простое, как всё гениальное.</w:t>
+      </w:r>
+    </w:p>
+    <w:p>
+      <w:pPr>
+        <w:pStyle w:val="BodyText"/>
+      </w:pPr>
+      <w:r>
+        <w:t xml:space="preserve">DIMA: Стоп. Женя, это он так говорил, слово в слово?</w:t>
+      </w:r>
+    </w:p>
+    <w:p>
+      <w:pPr>
+        <w:pStyle w:val="BodyText"/>
+      </w:pPr>
+      <w:r>
+        <w:t xml:space="preserve">ZHENYA: Почти. Ещё он каждые две минуты говорил «потрясающе» и улыбался в трубку, это было слышно.</w:t>
+      </w:r>
+    </w:p>
+    <w:p>
+      <w:pPr>
+        <w:pStyle w:val="BodyText"/>
+      </w:pPr>
+      <w:r>
+        <w:t xml:space="preserve">KIRILL: Пётр, продолжайте. Что вы ему скажете?</w:t>
+      </w:r>
+    </w:p>
+    <w:p>
+      <w:pPr>
+        <w:pStyle w:val="BodyText"/>
+      </w:pPr>
+      <w:r>
+        <w:t xml:space="preserve">PETR: Я скажу… «А какое у вас предложение?»</w:t>
+      </w:r>
+    </w:p>
+    <w:p>
+      <w:pPr>
+        <w:pStyle w:val="BodyText"/>
+      </w:pPr>
+      <w:r>
+        <w:t xml:space="preserve">KIRILL: Стоп, вот первая ошибка, самая частая. Вы задали вопрос и теперь вы в разговоре. Он будет говорить двадцать минут, и через двадцать минут вы уже будете думать о цифрах, а не о том, что это незаконно.</w:t>
+      </w:r>
+    </w:p>
+    <w:p>
+      <w:pPr>
+        <w:pStyle w:val="BodyText"/>
+      </w:pPr>
+      <w:r>
+        <w:t xml:space="preserve">PETR: А что я должен был сказать вместо этого?</w:t>
+      </w:r>
+    </w:p>
+    <w:p>
+      <w:pPr>
+        <w:pStyle w:val="BodyText"/>
+      </w:pPr>
+      <w:r>
+        <w:t xml:space="preserve">KIRILL: Ольга Петровна написала три фразы. Запомните их, как таблицу умножения. «Спасибо, мне это не интересно». «Я передам ваш контакт юристу». «До свидания». Всё. Три фразы. Двенадцать секунд. Ни одного вопроса. Ни одного «а сколько». Вопрос — это дверь. Не открывайте дверь, даже если за ней обещают деньги.</w:t>
+      </w:r>
+    </w:p>
+    <w:p>
+      <w:pPr>
+        <w:pStyle w:val="BodyText"/>
+      </w:pPr>
+      <w:r>
+        <w:t xml:space="preserve">PETR: Но это же грубо. Он ведь разговаривает вежливо.</w:t>
+      </w:r>
+    </w:p>
+    <w:p>
+      <w:pPr>
+        <w:pStyle w:val="BodyText"/>
+      </w:pPr>
+      <w:r>
+        <w:t xml:space="preserve">KORNILOVA: Можно мне? Я сижу сзади, но не могу молчать. Вежливость — это его инструмент, как шприц. Вежливый человек, который предлагает незарегистрированный гель, опаснее грубого: грубому вы не поверите, а вежливому поверите. Поэтому ваши двенадцать секунд должны быть вежливыми, но короткими, короче его вежливости.</w:t>
+      </w:r>
+    </w:p>
+    <w:p>
+      <w:pPr>
+        <w:pStyle w:val="BodyText"/>
+      </w:pPr>
+      <w:r>
+        <w:t xml:space="preserve">KIRILL: Пётр, давайте ещё раз. Женя, начните сначала.</w:t>
+      </w:r>
+    </w:p>
+    <w:p>
+      <w:pPr>
+        <w:pStyle w:val="BodyText"/>
+      </w:pPr>
+      <w:r>
+        <w:t xml:space="preserve">ZHENYA: Здравствуйте, Пётр. Я знаю, что в мае у вас сокращения, и у меня есть предложение.</w:t>
       </w:r>
     </w:p>
     <w:p>
@@ -1445,7 +1445,7 @@
         <w:pStyle w:val="BodyText"/>
       </w:pPr>
       <w:r>
-        <w:t xml:space="preserve">ZHENYA: Но вы даже не услышали, какие деньги!</w:t>
+        <w:t xml:space="preserve">ZHENYA: Но вы даже не услышали, о каких деньгах идёт речь!</w:t>
       </w:r>
     </w:p>
     <w:p>
@@ -1461,79 +1461,79 @@
         <w:pStyle w:val="BodyText"/>
       </w:pPr>
       <w:r>
-        <w:t xml:space="preserve">KIRILL: Вот. Двенадцать секунд. Теперь поменяйтесь. Пётр — Глеб. Женя — вы.</w:t>
-      </w:r>
-    </w:p>
-    <w:p>
-      <w:pPr>
-        <w:pStyle w:val="BodyText"/>
-      </w:pPr>
-      <w:r>
-        <w:t xml:space="preserve">ZHENYA: Я? Я уже один раз ему ответила. Я положила трубку. Без слов.</w:t>
-      </w:r>
-    </w:p>
-    <w:p>
-      <w:pPr>
-        <w:pStyle w:val="BodyText"/>
-      </w:pPr>
-      <w:r>
-        <w:t xml:space="preserve">KIRILL: Положить трубку — правильно. Но потом вы три ночи не спали. Потому что не сказали главное.</w:t>
-      </w:r>
-    </w:p>
-    <w:p>
-      <w:pPr>
-        <w:pStyle w:val="BodyText"/>
-      </w:pPr>
-      <w:r>
-        <w:t xml:space="preserve">ZHENYA: Что главное?</w:t>
-      </w:r>
-    </w:p>
-    <w:p>
-      <w:pPr>
-        <w:pStyle w:val="BodyText"/>
-      </w:pPr>
-      <w:r>
-        <w:t xml:space="preserve">KIRILL: Четвёртая фраза. Её говорят не ему. Её говорят себе, после трубки. «Я сообщила в канал». Тогда вы не одна с этим звонком. Тогда это уже не ваш секрет и не ваш страх. Это наша работа. Общая. И ночью можно спать.</w:t>
-      </w:r>
-    </w:p>
-    <w:p>
-      <w:pPr>
-        <w:pStyle w:val="BodyText"/>
-      </w:pPr>
-      <w:r>
-        <w:t xml:space="preserve">ZHENYA: Если бы канал был в марте… Я бы не плакала в машине у Димы.</w:t>
-      </w:r>
-    </w:p>
-    <w:p>
-      <w:pPr>
-        <w:pStyle w:val="BodyText"/>
-      </w:pPr>
-      <w:r>
-        <w:t xml:space="preserve">DIMA: Плакала бы. Но меньше.</w:t>
-      </w:r>
-    </w:p>
-    <w:p>
-      <w:pPr>
-        <w:pStyle w:val="BodyText"/>
-      </w:pPr>
-      <w:r>
-        <w:t xml:space="preserve">KIRILL: Канал будет завтра. Адрес — на карточке. Читаю его только я. Имени никто не узнает.</w:t>
-      </w:r>
-    </w:p>
-    <w:p>
-      <w:pPr>
-        <w:pStyle w:val="BodyText"/>
-      </w:pPr>
-      <w:r>
-        <w:t xml:space="preserve">KORNILOVA: Кирилл. «Никто не узнает». Это его слова.</w:t>
-      </w:r>
-    </w:p>
-    <w:p>
-      <w:pPr>
-        <w:pStyle w:val="BodyText"/>
-      </w:pPr>
-      <w:r>
-        <w:t xml:space="preserve">KIRILL: Вы правы. Исправляю. «Ваше имя знаю только я. И Ольга Петровна, если будет суд». Так честнее.</w:t>
+        <w:t xml:space="preserve">KIRILL: Вот, двенадцать секунд. Теперь поменяйтесь: Пётр играет Глеба, а Женя — саму себя.</w:t>
+      </w:r>
+    </w:p>
+    <w:p>
+      <w:pPr>
+        <w:pStyle w:val="BodyText"/>
+      </w:pPr>
+      <w:r>
+        <w:t xml:space="preserve">ZHENYA: Я? Но я ведь уже один раз ему ответила: просто молча положила трубку.</w:t>
+      </w:r>
+    </w:p>
+    <w:p>
+      <w:pPr>
+        <w:pStyle w:val="BodyText"/>
+      </w:pPr>
+      <w:r>
+        <w:t xml:space="preserve">KIRILL: Положить трубку было правильно. Но потом вы три ночи не спали, потому что не сказали главного.</w:t>
+      </w:r>
+    </w:p>
+    <w:p>
+      <w:pPr>
+        <w:pStyle w:val="BodyText"/>
+      </w:pPr>
+      <w:r>
+        <w:t xml:space="preserve">ZHENYA: А что тогда главное, если не это?</w:t>
+      </w:r>
+    </w:p>
+    <w:p>
+      <w:pPr>
+        <w:pStyle w:val="BodyText"/>
+      </w:pPr>
+      <w:r>
+        <w:t xml:space="preserve">KIRILL: Четвёртая фраза. Её говорят не ему, а себе, после того как положили трубку: «Я сообщила в канал». Тогда вы уже не одна с этим звонком, и это уже не ваш секрет и не ваш страх. Это наша общая работа, и ночью можно спокойно спать.</w:t>
+      </w:r>
+    </w:p>
+    <w:p>
+      <w:pPr>
+        <w:pStyle w:val="BodyText"/>
+      </w:pPr>
+      <w:r>
+        <w:t xml:space="preserve">ZHENYA: Если бы канал был в марте… Я бы не плакала у Димы в машине.</w:t>
+      </w:r>
+    </w:p>
+    <w:p>
+      <w:pPr>
+        <w:pStyle w:val="BodyText"/>
+      </w:pPr>
+      <w:r>
+        <w:t xml:space="preserve">DIMA: Плакала бы, но, наверное, меньше.</w:t>
+      </w:r>
+    </w:p>
+    <w:p>
+      <w:pPr>
+        <w:pStyle w:val="BodyText"/>
+      </w:pPr>
+      <w:r>
+        <w:t xml:space="preserve">KIRILL: Канал откроется завтра, адрес на карточке. Читаю его только я, и ваше имя никто не узнает.</w:t>
+      </w:r>
+    </w:p>
+    <w:p>
+      <w:pPr>
+        <w:pStyle w:val="BodyText"/>
+      </w:pPr>
+      <w:r>
+        <w:t xml:space="preserve">KORNILOVA: Кирилл, «никто не узнает» — это его слова, а не ваши.</w:t>
+      </w:r>
+    </w:p>
+    <w:p>
+      <w:pPr>
+        <w:pStyle w:val="BodyText"/>
+      </w:pPr>
+      <w:r>
+        <w:t xml:space="preserve">KIRILL: Вы правы, исправляю: «Ваше имя знаю только я, и ещё Ольга Петровна, если будет суд». Так честнее.</w:t>
       </w:r>
     </w:p>
     <w:bookmarkEnd w:id="23"/>
@@ -1551,199 +1551,199 @@
         <w:pStyle w:val="FirstParagraph"/>
       </w:pPr>
       <w:r>
-        <w:t xml:space="preserve">OLGA: Кирилл, канал работает второй день. Что-нибудь есть?</w:t>
-      </w:r>
-    </w:p>
-    <w:p>
-      <w:pPr>
-        <w:pStyle w:val="BodyText"/>
-      </w:pPr>
-      <w:r>
-        <w:t xml:space="preserve">KIRILL: Есть. Первое сообщение. Не про Глеба.</w:t>
-      </w:r>
-    </w:p>
-    <w:p>
-      <w:pPr>
-        <w:pStyle w:val="BodyText"/>
-      </w:pPr>
-      <w:r>
-        <w:t xml:space="preserve">OLGA: Читайте. Без имён, если их нет.</w:t>
-      </w:r>
-    </w:p>
-    <w:p>
-      <w:pPr>
-        <w:pStyle w:val="BodyText"/>
-      </w:pPr>
-      <w:r>
-        <w:t xml:space="preserve">KIRILL: Читаю. «Екатеринбург, клиника „Мира” на Вайнера. Лицензия кончилась три недели назад. Товар идёт через „Исеть”».</w:t>
-      </w:r>
-    </w:p>
-    <w:p>
-      <w:pPr>
-        <w:pStyle w:val="BodyText"/>
-      </w:pPr>
-      <w:r>
-        <w:t xml:space="preserve">ALEKSEY: «Исеть». Это Ракитина. Субдилер Заводчикова.</w:t>
-      </w:r>
-    </w:p>
-    <w:p>
-      <w:pPr>
-        <w:pStyle w:val="BodyText"/>
-      </w:pPr>
-      <w:r>
-        <w:t xml:space="preserve">DIMA: Полина Андреевна? Не может быть. Она — это мы три года назад!</w:t>
-      </w:r>
-    </w:p>
-    <w:p>
-      <w:pPr>
-        <w:pStyle w:val="BodyText"/>
-      </w:pPr>
-      <w:r>
-        <w:t xml:space="preserve">IRINA: Поэтому и может. Мы три года назад тоже не проверяли лицензии каждый месяц. Мы радовались каждой продаже.</w:t>
-      </w:r>
-    </w:p>
-    <w:p>
-      <w:pPr>
-        <w:pStyle w:val="BodyText"/>
-      </w:pPr>
-      <w:r>
-        <w:t xml:space="preserve">OLGA: Это проверка комплаенса. Настоящая. Первая. На своих. Если мы промолчим — канал умер. Через неделю никто не напишет.</w:t>
-      </w:r>
-    </w:p>
-    <w:p>
-      <w:pPr>
-        <w:pStyle w:val="BodyText"/>
-      </w:pPr>
-      <w:r>
-        <w:t xml:space="preserve">ALEKSEY: Кирилл, это твой канал. Что делаешь?</w:t>
-      </w:r>
-    </w:p>
-    <w:p>
-      <w:pPr>
-        <w:pStyle w:val="BodyText"/>
-      </w:pPr>
-      <w:r>
-        <w:t xml:space="preserve">KIRILL: Звоню Заводчикову. Не Ракитиной. По цепочке: партнёр отвечает за субдилера. Так в договоре.</w:t>
-      </w:r>
-    </w:p>
-    <w:p>
-      <w:pPr>
-        <w:pStyle w:val="BodyText"/>
-      </w:pPr>
-      <w:r>
-        <w:t xml:space="preserve">ALEKSEY: Звони. На громкой.</w:t>
-      </w:r>
-    </w:p>
-    <w:p>
-      <w:pPr>
-        <w:pStyle w:val="BodyText"/>
-      </w:pPr>
-      <w:r>
-        <w:t xml:space="preserve">ZAVODCHIKOV: Заводчиков. Слушаю.</w:t>
-      </w:r>
-    </w:p>
-    <w:p>
-      <w:pPr>
-        <w:pStyle w:val="BodyText"/>
-      </w:pPr>
-      <w:r>
-        <w:t xml:space="preserve">KIRILL: Кирилл Сомов, «Мост». Клиника «Мира», Вайнера. Лицензия кончилась три недели назад. Товар идёт через «Исеть».</w:t>
-      </w:r>
-    </w:p>
-    <w:p>
-      <w:pPr>
-        <w:pStyle w:val="BodyText"/>
-      </w:pPr>
-      <w:r>
-        <w:t xml:space="preserve">ZAVODCHIKOV: Откуда данные?</w:t>
-      </w:r>
-    </w:p>
-    <w:p>
-      <w:pPr>
-        <w:pStyle w:val="BodyText"/>
-      </w:pPr>
-      <w:r>
-        <w:t xml:space="preserve">KIRILL: Канал комплаенса. Анонимно. Я не знаю, кто написал. Даже если бы знал — не сказал бы.</w:t>
-      </w:r>
-    </w:p>
-    <w:p>
-      <w:pPr>
-        <w:pStyle w:val="BodyText"/>
-      </w:pPr>
-      <w:r>
-        <w:t xml:space="preserve">ZAVODCHIKOV: Анонимно. Хорошо. Через час позвоню.</w:t>
-      </w:r>
-    </w:p>
-    <w:p>
-      <w:pPr>
-        <w:pStyle w:val="BodyText"/>
-      </w:pPr>
-      <w:r>
-        <w:t xml:space="preserve">OLGA: Он не обиделся. Слышали? «Через час». Это уральское «понял».</w:t>
-      </w:r>
-    </w:p>
-    <w:p>
-      <w:pPr>
-        <w:pStyle w:val="BodyText"/>
-      </w:pPr>
-      <w:r>
-        <w:t xml:space="preserve">DIMA: Я всё равно не верю. Ракитина не стала бы. Она не такая.</w:t>
-      </w:r>
-    </w:p>
-    <w:p>
-      <w:pPr>
-        <w:pStyle w:val="BodyText"/>
-      </w:pPr>
-      <w:r>
-        <w:t xml:space="preserve">ZAVODCHIKOV: Заводчиков. Проверил. Правда. Лицензию подали на продление. Не успели. Полина не посмотрела. Говорит — забыла.</w:t>
-      </w:r>
-    </w:p>
-    <w:p>
-      <w:pPr>
-        <w:pStyle w:val="BodyText"/>
-      </w:pPr>
-      <w:r>
-        <w:t xml:space="preserve">ALEKSEY: Что вы предлагаете?</w:t>
-      </w:r>
-    </w:p>
-    <w:p>
-      <w:pPr>
-        <w:pStyle w:val="BodyText"/>
-      </w:pPr>
-      <w:r>
-        <w:t xml:space="preserve">ZAVODCHIKOV: Остановить отгрузки в «Миру». До новой лицензии. Сегодня. Полина сама позвонит в клинику. Она плачет. Но позвонит.</w:t>
-      </w:r>
-    </w:p>
-    <w:p>
-      <w:pPr>
-        <w:pStyle w:val="BodyText"/>
-      </w:pPr>
-      <w:r>
-        <w:t xml:space="preserve">KIRILL: Записываю. «Нарушение: отгрузка клинике без действующей лицензии. Причина: недосмотр субдилера. Меры: остановка отгрузок до продления, проверка всех клиник „Исети” за неделю. Партнёр сообщил сам, через час после запроса». Это в отчёт совету. Первый отчёт.</w:t>
-      </w:r>
-    </w:p>
-    <w:p>
-      <w:pPr>
-        <w:pStyle w:val="BodyText"/>
-      </w:pPr>
-      <w:r>
-        <w:t xml:space="preserve">DIMA: Её накажут?</w:t>
-      </w:r>
-    </w:p>
-    <w:p>
-      <w:pPr>
-        <w:pStyle w:val="BodyText"/>
-      </w:pPr>
-      <w:r>
-        <w:t xml:space="preserve">OLGA: Нет. Она не взяла чужой гель. Она забыла посмотреть дату. Это разные вещи, Дима. Наказание — за умысел. За недосмотр — урок. И проверка через месяц. Если мы накажем за забывчивость — в следующий раз никто не признается. Ни Полина, ни ты, ни я.</w:t>
-      </w:r>
-    </w:p>
-    <w:p>
-      <w:pPr>
-        <w:pStyle w:val="BodyText"/>
-      </w:pPr>
-      <w:r>
-        <w:t xml:space="preserve">ZAVODCHIKOV: И ещё. Передайте тому, кто написал. Спасибо. От меня лично. Если бы пациентке стало плохо в клинике без лицензии — страховая не платит, суд ищет виноватого. Отвечал бы я. Своим именем. Сорок лет имени. Его не купишь ни за какие скидки.</w:t>
+        <w:t xml:space="preserve">OLGA: Кирилл, канал работает уже второй день. Что-нибудь пришло?</w:t>
+      </w:r>
+    </w:p>
+    <w:p>
+      <w:pPr>
+        <w:pStyle w:val="BodyText"/>
+      </w:pPr>
+      <w:r>
+        <w:t xml:space="preserve">KIRILL: Пришло первое сообщение, но оно не про Глеба.</w:t>
+      </w:r>
+    </w:p>
+    <w:p>
+      <w:pPr>
+        <w:pStyle w:val="BodyText"/>
+      </w:pPr>
+      <w:r>
+        <w:t xml:space="preserve">OLGA: Читайте. Без имён, если их там нет.</w:t>
+      </w:r>
+    </w:p>
+    <w:p>
+      <w:pPr>
+        <w:pStyle w:val="BodyText"/>
+      </w:pPr>
+      <w:r>
+        <w:t xml:space="preserve">KIRILL: Читаю: «Екатеринбург, клиника „Мира” на Вайнера. Лицензия кончилась три недели назад. Товар идёт через „Исеть”».</w:t>
+      </w:r>
+    </w:p>
+    <w:p>
+      <w:pPr>
+        <w:pStyle w:val="BodyText"/>
+      </w:pPr>
+      <w:r>
+        <w:t xml:space="preserve">ALEKSEY: «Исеть» — это Ракитина, субдилер Заводчикова.</w:t>
+      </w:r>
+    </w:p>
+    <w:p>
+      <w:pPr>
+        <w:pStyle w:val="BodyText"/>
+      </w:pPr>
+      <w:r>
+        <w:t xml:space="preserve">DIMA: Полина Андреевна? Не может быть! Она же — это мы три года назад!</w:t>
+      </w:r>
+    </w:p>
+    <w:p>
+      <w:pPr>
+        <w:pStyle w:val="BodyText"/>
+      </w:pPr>
+      <w:r>
+        <w:t xml:space="preserve">IRINA: Поэтому и может. Три года назад мы тоже не проверяли лицензии каждый месяц, а просто радовались каждой продаже.</w:t>
+      </w:r>
+    </w:p>
+    <w:p>
+      <w:pPr>
+        <w:pStyle w:val="BodyText"/>
+      </w:pPr>
+      <w:r>
+        <w:t xml:space="preserve">OLGA: Это первая настоящая проверка комплаенса, и на своих. Если мы промолчим, канал умрёт, и через неделю никто ничего не напишет. Люди смотрят не на то, что мы обещали, а на то, что мы делаем с первым сообщением, тем более когда оно про своих.</w:t>
+      </w:r>
+    </w:p>
+    <w:p>
+      <w:pPr>
+        <w:pStyle w:val="BodyText"/>
+      </w:pPr>
+      <w:r>
+        <w:t xml:space="preserve">ALEKSEY: Кирилл, это твой канал. Что ты будешь делать?</w:t>
+      </w:r>
+    </w:p>
+    <w:p>
+      <w:pPr>
+        <w:pStyle w:val="BodyText"/>
+      </w:pPr>
+      <w:r>
+        <w:t xml:space="preserve">KIRILL: Позвоню Заводчикову, а не Ракитиной. По цепочке за субдилера отвечает партнёр, так написано в договоре.</w:t>
+      </w:r>
+    </w:p>
+    <w:p>
+      <w:pPr>
+        <w:pStyle w:val="BodyText"/>
+      </w:pPr>
+      <w:r>
+        <w:t xml:space="preserve">ALEKSEY: Звони, только на громкой связи.</w:t>
+      </w:r>
+    </w:p>
+    <w:p>
+      <w:pPr>
+        <w:pStyle w:val="BodyText"/>
+      </w:pPr>
+      <w:r>
+        <w:t xml:space="preserve">ZAVODCHIKOV: Заводчиков, слушаю вас.</w:t>
+      </w:r>
+    </w:p>
+    <w:p>
+      <w:pPr>
+        <w:pStyle w:val="BodyText"/>
+      </w:pPr>
+      <w:r>
+        <w:t xml:space="preserve">KIRILL: Это Кирилл Сомов из «Моста». Клиника «Мира» на Вайнера: лицензия кончилась три недели назад, а товар идёт через «Исеть».</w:t>
+      </w:r>
+    </w:p>
+    <w:p>
+      <w:pPr>
+        <w:pStyle w:val="BodyText"/>
+      </w:pPr>
+      <w:r>
+        <w:t xml:space="preserve">ZAVODCHIKOV: Откуда у вас такие данные?</w:t>
+      </w:r>
+    </w:p>
+    <w:p>
+      <w:pPr>
+        <w:pStyle w:val="BodyText"/>
+      </w:pPr>
+      <w:r>
+        <w:t xml:space="preserve">KIRILL: Из канала комплаенса, анонимно. Я не знаю, кто написал, а если бы и знал, не сказал бы.</w:t>
+      </w:r>
+    </w:p>
+    <w:p>
+      <w:pPr>
+        <w:pStyle w:val="BodyText"/>
+      </w:pPr>
+      <w:r>
+        <w:t xml:space="preserve">ZAVODCHIKOV: Анонимно — хорошо. Через час я вам перезвоню.</w:t>
+      </w:r>
+    </w:p>
+    <w:p>
+      <w:pPr>
+        <w:pStyle w:val="BodyText"/>
+      </w:pPr>
+      <w:r>
+        <w:t xml:space="preserve">OLGA: Он не обиделся, слышали? «Через час» — это по-уральски значит «понял».</w:t>
+      </w:r>
+    </w:p>
+    <w:p>
+      <w:pPr>
+        <w:pStyle w:val="BodyText"/>
+      </w:pPr>
+      <w:r>
+        <w:t xml:space="preserve">DIMA: Я всё равно не верю. Ракитина не стала бы так делать, она не такая.</w:t>
+      </w:r>
+    </w:p>
+    <w:p>
+      <w:pPr>
+        <w:pStyle w:val="BodyText"/>
+      </w:pPr>
+      <w:r>
+        <w:t xml:space="preserve">ZAVODCHIKOV: Заводчиков. Я проверил: это правда. На продление лицензии подали, но не успели, а Полина не посмотрела на дату. Говорит, что забыла.</w:t>
+      </w:r>
+    </w:p>
+    <w:p>
+      <w:pPr>
+        <w:pStyle w:val="BodyText"/>
+      </w:pPr>
+      <w:r>
+        <w:t xml:space="preserve">ALEKSEY: И что вы предлагаете делать, Анатолий Фёдорович?</w:t>
+      </w:r>
+    </w:p>
+    <w:p>
+      <w:pPr>
+        <w:pStyle w:val="BodyText"/>
+      </w:pPr>
+      <w:r>
+        <w:t xml:space="preserve">ZAVODCHIKOV: Остановить отгрузки в «Миру» до новой лицензии, начиная с сегодняшнего дня. Полина сама позвонит в клинику. Она плачет, но позвонит, потому что понимает: это её ошибка, и исправлять её тоже должна она, а не мы с вами и не вы из Москвы.</w:t>
+      </w:r>
+    </w:p>
+    <w:p>
+      <w:pPr>
+        <w:pStyle w:val="BodyText"/>
+      </w:pPr>
+      <w:r>
+        <w:t xml:space="preserve">KIRILL: Записываю: «Нарушение: отгрузка клинике без действующей лицензии. Причина: недосмотр субдилера. Меры: остановка отгрузок до продления, проверка всех клиник „Исети” за неделю. Партнёр сообщил сам, через час после запроса». Это пойдёт в отчёт совету, и это наш первый отчёт.</w:t>
+      </w:r>
+    </w:p>
+    <w:p>
+      <w:pPr>
+        <w:pStyle w:val="BodyText"/>
+      </w:pPr>
+      <w:r>
+        <w:t xml:space="preserve">DIMA: А её теперь накажут?</w:t>
+      </w:r>
+    </w:p>
+    <w:p>
+      <w:pPr>
+        <w:pStyle w:val="BodyText"/>
+      </w:pPr>
+      <w:r>
+        <w:t xml:space="preserve">OLGA: Нет. Она не брала чужой гель, она просто забыла посмотреть на дату, а это разные вещи, Дима. Наказание — за умысел. За недосмотр — урок, и проверка через месяц. Если мы накажем за забывчивость, в следующий раз никто не признается: ни Полина, ни ты, ни я.</w:t>
+      </w:r>
+    </w:p>
+    <w:p>
+      <w:pPr>
+        <w:pStyle w:val="BodyText"/>
+      </w:pPr>
+      <w:r>
+        <w:t xml:space="preserve">ZAVODCHIKOV: И ещё одно. Передайте тому, кто написал, спасибо от меня лично. Если бы пациентке стало плохо в клинике без лицензии, страховая не заплатила бы, а суд стал бы искать виноватого. Отвечал бы я, своим именем, которому сорок лет. Такое имя не купишь ни за какие скидки.</w:t>
       </w:r>
     </w:p>
     <w:bookmarkEnd w:id="24"/>
@@ -1761,119 +1761,119 @@
         <w:pStyle w:val="FirstParagraph"/>
       </w:pPr>
       <w:r>
-        <w:t xml:space="preserve">OLGA: Не уходите, Алексей Николаевич. Пишу кодекс. Одна страница. Больше никто не прочитает.</w:t>
-      </w:r>
-    </w:p>
-    <w:p>
-      <w:pPr>
-        <w:pStyle w:val="BodyText"/>
-      </w:pPr>
-      <w:r>
-        <w:t xml:space="preserve">ALEKSEY: Одна страница. Что в первой строчке?</w:t>
-      </w:r>
-    </w:p>
-    <w:p>
-      <w:pPr>
-        <w:pStyle w:val="BodyText"/>
-      </w:pPr>
-      <w:r>
-        <w:t xml:space="preserve">OLGA: Первая строчка уже висит. Над дверью. Мне её не надо писать.</w:t>
-      </w:r>
-    </w:p>
-    <w:p>
-      <w:pPr>
-        <w:pStyle w:val="BodyText"/>
-      </w:pPr>
-      <w:r>
-        <w:t xml:space="preserve">ALEKSEY: Картонка.</w:t>
-      </w:r>
-    </w:p>
-    <w:p>
-      <w:pPr>
-        <w:pStyle w:val="BodyText"/>
-      </w:pPr>
-      <w:r>
-        <w:t xml:space="preserve">OLGA: Картонка. Я пишу вторую. «Если сомневаешься — спроси. Если боишься — напиши. Если предлагают — откажись и сообщи».</w:t>
-      </w:r>
-    </w:p>
-    <w:p>
-      <w:pPr>
-        <w:pStyle w:val="BodyText"/>
-      </w:pPr>
-      <w:r>
-        <w:t xml:space="preserve">ALEKSEY: Хорошо. Коротко. Как Корнилова любит.</w:t>
-      </w:r>
-    </w:p>
-    <w:p>
-      <w:pPr>
-        <w:pStyle w:val="BodyText"/>
-      </w:pPr>
-      <w:r>
-        <w:t xml:space="preserve">OLGA: А третья — для вас. «Канал читает не директор». Вы это подпишете?</w:t>
-      </w:r>
-    </w:p>
-    <w:p>
-      <w:pPr>
-        <w:pStyle w:val="BodyText"/>
-      </w:pPr>
-      <w:r>
-        <w:t xml:space="preserve">ALEKSEY: Уже подписал. Утром. Когда Кирилл звонил Заводчикову. Я молчал. Это была подпись.</w:t>
-      </w:r>
-    </w:p>
-    <w:p>
-      <w:pPr>
-        <w:pStyle w:val="BodyText"/>
-      </w:pPr>
-      <w:r>
-        <w:t xml:space="preserve">OLGA: Вы молчали. Я заметила. Вам было трудно.</w:t>
-      </w:r>
-    </w:p>
-    <w:p>
-      <w:pPr>
-        <w:pStyle w:val="BodyText"/>
-      </w:pPr>
-      <w:r>
-        <w:t xml:space="preserve">ALEKSEY: Очень. Хотелось позвонить Ракитиной самому. Сказать «ничего страшного». Нельзя было.</w:t>
-      </w:r>
-    </w:p>
-    <w:p>
-      <w:pPr>
-        <w:pStyle w:val="BodyText"/>
-      </w:pPr>
-      <w:r>
-        <w:t xml:space="preserve">OLGA: Нельзя. Это и есть комплаенс. Когда директору нельзя быть добрым вовремя. Можно — потом.</w:t>
-      </w:r>
-    </w:p>
-    <w:p>
-      <w:pPr>
-        <w:pStyle w:val="BodyText"/>
-      </w:pPr>
-      <w:r>
-        <w:t xml:space="preserve">ALEKSEY: А вы почему не идёте домой?</w:t>
-      </w:r>
-    </w:p>
-    <w:p>
-      <w:pPr>
-        <w:pStyle w:val="BodyText"/>
-      </w:pPr>
-      <w:r>
-        <w:t xml:space="preserve">OLGA: В четверг банк. Рыжова прислала новый кредитный договор. Сорок страниц. Я прочитала пятнадцать.</w:t>
-      </w:r>
-    </w:p>
-    <w:p>
-      <w:pPr>
-        <w:pStyle w:val="BodyText"/>
-      </w:pPr>
-      <w:r>
-        <w:t xml:space="preserve">ALEKSEY: Банк. Я помню. «Реструктуризация». Ирина сказала — это хорошо.</w:t>
-      </w:r>
-    </w:p>
-    <w:p>
-      <w:pPr>
-        <w:pStyle w:val="BodyText"/>
-      </w:pPr>
-      <w:r>
-        <w:t xml:space="preserve">OLGA: Ирина сказала — это хорошо в цифрах. Она права. Отсрочка на год, ставка та же. А на странице двадцать два — одна фраза мелким шрифтом. Плохая в словах. Я её ещё не понимаю до конца. Идите домой, Алексей Николаевич. Мне нужна тишина.</w:t>
+        <w:t xml:space="preserve">OLGA: Не уходите, Алексей Николаевич. Я пишу кодекс на одну страницу, потому что больше никто не прочитает.</w:t>
+      </w:r>
+    </w:p>
+    <w:p>
+      <w:pPr>
+        <w:pStyle w:val="BodyText"/>
+      </w:pPr>
+      <w:r>
+        <w:t xml:space="preserve">ALEKSEY: Одна страница — это хорошо. А что будет в первой строчке?</w:t>
+      </w:r>
+    </w:p>
+    <w:p>
+      <w:pPr>
+        <w:pStyle w:val="BodyText"/>
+      </w:pPr>
+      <w:r>
+        <w:t xml:space="preserve">OLGA: Первая строчка уже висит над дверью, так что мне не нужно её писать.</w:t>
+      </w:r>
+    </w:p>
+    <w:p>
+      <w:pPr>
+        <w:pStyle w:val="BodyText"/>
+      </w:pPr>
+      <w:r>
+        <w:t xml:space="preserve">ALEKSEY: Вы имеете в виду картонку, да?</w:t>
+      </w:r>
+    </w:p>
+    <w:p>
+      <w:pPr>
+        <w:pStyle w:val="BodyText"/>
+      </w:pPr>
+      <w:r>
+        <w:t xml:space="preserve">OLGA: Картонку. А я пишу вторую строчку: «Если сомневаешься — спроси. Если боишься — напиши. Если предлагают — откажись и сообщи».</w:t>
+      </w:r>
+    </w:p>
+    <w:p>
+      <w:pPr>
+        <w:pStyle w:val="BodyText"/>
+      </w:pPr>
+      <w:r>
+        <w:t xml:space="preserve">ALEKSEY: Хорошо и коротко, как любит Корнилова.</w:t>
+      </w:r>
+    </w:p>
+    <w:p>
+      <w:pPr>
+        <w:pStyle w:val="BodyText"/>
+      </w:pPr>
+      <w:r>
+        <w:t xml:space="preserve">OLGA: А третья строчка — для вас: «Канал читает не директор». Вы это подпишете?</w:t>
+      </w:r>
+    </w:p>
+    <w:p>
+      <w:pPr>
+        <w:pStyle w:val="BodyText"/>
+      </w:pPr>
+      <w:r>
+        <w:t xml:space="preserve">ALEKSEY: Уже подписал, утром, когда Кирилл звонил Заводчикову. Я молчал, и это была моя подпись.</w:t>
+      </w:r>
+    </w:p>
+    <w:p>
+      <w:pPr>
+        <w:pStyle w:val="BodyText"/>
+      </w:pPr>
+      <w:r>
+        <w:t xml:space="preserve">OLGA: Да, вы молчали, я заметила. И вам было трудно, правда?</w:t>
+      </w:r>
+    </w:p>
+    <w:p>
+      <w:pPr>
+        <w:pStyle w:val="BodyText"/>
+      </w:pPr>
+      <w:r>
+        <w:t xml:space="preserve">ALEKSEY: Очень трудно. Мне хотелось самому позвонить Ракитиной и сказать «ничего страшного», но было нельзя.</w:t>
+      </w:r>
+    </w:p>
+    <w:p>
+      <w:pPr>
+        <w:pStyle w:val="BodyText"/>
+      </w:pPr>
+      <w:r>
+        <w:t xml:space="preserve">OLGA: Нельзя. Это и есть комплаенс: когда директору нельзя быть добрым вовремя, а можно только потом.</w:t>
+      </w:r>
+    </w:p>
+    <w:p>
+      <w:pPr>
+        <w:pStyle w:val="BodyText"/>
+      </w:pPr>
+      <w:r>
+        <w:t xml:space="preserve">ALEKSEY: А вы-то почему не идёте домой, Ольга Петровна?</w:t>
+      </w:r>
+    </w:p>
+    <w:p>
+      <w:pPr>
+        <w:pStyle w:val="BodyText"/>
+      </w:pPr>
+      <w:r>
+        <w:t xml:space="preserve">OLGA: Потому что в четверг банк. Рыжова прислала новый кредитный договор на сорок страниц, и я прочитала пока пятнадцать.</w:t>
+      </w:r>
+    </w:p>
+    <w:p>
+      <w:pPr>
+        <w:pStyle w:val="BodyText"/>
+      </w:pPr>
+      <w:r>
+        <w:t xml:space="preserve">ALEKSEY: Банк, я помню: «реструктуризация». Ирина сказала, что это хорошо.</w:t>
+      </w:r>
+    </w:p>
+    <w:p>
+      <w:pPr>
+        <w:pStyle w:val="BodyText"/>
+      </w:pPr>
+      <w:r>
+        <w:t xml:space="preserve">OLGA: Ирина сказала, что это хорошо в цифрах, и она права: отсрочка на год, а ставка та же. Но на странице двадцать два есть одна фраза мелким шрифтом, плохая в словах, и я её ещё не до конца понимаю. Идите домой, Алексей Николаевич, мне нужна тишина.</w:t>
       </w:r>
     </w:p>
     <w:p>
@@ -2788,7 +2788,7 @@
         <w:t xml:space="preserve">“</w:t>
       </w:r>
       <w:r>
-        <w:t xml:space="preserve">Ольга Петровна написала три фразы. Запомните, как таблицу умножения. «Спасибо, мне это не интересно». «Я передам ваш контакт юристу». «До свидания». Всё. Три фразы. Двенадцать секунд. Ни одного вопроса. Ни одного «а сколько». Вопрос — это дверь. Не открывайте дверь.</w:t>
+        <w:t xml:space="preserve">Ольга Петровна написала три фразы. Запомните их, как таблицу умножения. «Спасибо, мне это не интересно». «Я передам ваш контакт юристу». «До свидания». Всё. Три фразы. Двенадцать секунд. Ни одного вопроса. Ни одного «а сколько». Вопрос — это дверь. Не открывайте дверь, даже если за ней обещают деньги.</w:t>
       </w:r>
       <w:r>
         <w:t xml:space="preserve">”</w:t>
@@ -2906,7 +2906,7 @@
               <w:jc w:val="left"/>
             </w:pPr>
             <w:r>
-              <w:t xml:space="preserve">Запомните, как таблицу умножения.</w:t>
+              <w:t xml:space="preserve">Запомните их, как таблицу умножения.</w:t>
             </w:r>
           </w:p>
         </w:tc>
@@ -3058,19 +3058,19 @@
               <w:jc w:val="left"/>
             </w:pPr>
             <w:r>
-              <w:t xml:space="preserve">Вопрос — это дверь. Не открывайте дверь.</w:t>
-            </w:r>
-          </w:p>
-        </w:tc>
-        <w:tc>
-          <w:tcPr/>
-          <w:p>
-            <w:pPr>
-              <w:pStyle w:val="Compact"/>
-              <w:jc w:val="left"/>
-            </w:pPr>
-            <w:r>
-              <w:t xml:space="preserve">은유 + 부정 명령</w:t>
+              <w:t xml:space="preserve">Вопрос — это дверь. Не открывайте дверь, даже если за ней обещают деньги.</w:t>
+            </w:r>
+          </w:p>
+        </w:tc>
+        <w:tc>
+          <w:tcPr/>
+          <w:p>
+            <w:pPr>
+              <w:pStyle w:val="Compact"/>
+              <w:jc w:val="left"/>
+            </w:pPr>
+            <w:r>
+              <w:t xml:space="preserve">은유 + 부정 명령 + даже если(설령 ~해도)</w:t>
             </w:r>
           </w:p>
         </w:tc>
@@ -3094,7 +3094,7 @@
         <w:t xml:space="preserve">“</w:t>
       </w:r>
       <w:r>
-        <w:t xml:space="preserve">Запомните… «…». «…». Всё. Ни одного… Ни одного… … — это… Не…</w:t>
+        <w:t xml:space="preserve">Запомните их, как… «…». «…». Всё. Ни одного… Ни одного… … — это… Не…, даже если…</w:t>
       </w:r>
       <w:r>
         <w:t xml:space="preserve">”</w:t>
@@ -3113,7 +3113,7 @@
         <w:t xml:space="preserve"> </w:t>
       </w:r>
       <w:r>
-        <w:t xml:space="preserve">как таблицу умножения · ни одного · не открывайте</w:t>
+        <w:t xml:space="preserve">как таблицу умножения · ни одного · не открывайте · даже если</w:t>
       </w:r>
       <w:r>
         <w:t xml:space="preserve"> </w:t>
@@ -3129,7 +3129,7 @@
         <w:t xml:space="preserve"> </w:t>
       </w:r>
       <w:r>
-        <w:t xml:space="preserve">부적절한 제안을 받았을 때의 거절 스크립트를 동료에게 가르치는 말을 30~40단어로.</w:t>
+        <w:t xml:space="preserve">부적절한 제안을 받았을 때의 거절 스크립트를 동료에게 가르치는 말을 35~60단어로.</w:t>
       </w:r>
     </w:p>
     <w:bookmarkEnd w:id="30"/>
@@ -3592,15 +3592,15 @@
         <w:pStyle w:val="FirstParagraph"/>
       </w:pPr>
       <w:r>
-        <w:t xml:space="preserve">키릴: 트카치가 답했어요. 밤에. 블라디보스토크는 깨끗해요. 그런데 두 번째 메시지가 있어요. 하바롭스크.</w:t>
-      </w:r>
-    </w:p>
-    <w:p>
-      <w:pPr>
-        <w:pStyle w:val="BodyText"/>
-      </w:pPr>
-      <w:r>
-        <w:t xml:space="preserve">알렉세이: 읽어 봐.</w:t>
+        <w:t xml:space="preserve">키릴: 트카치가 밤에 답했어요: 블라디보스토크는 다 깨끗하대요. 그런데 두 번째 메시지가 있는데, 하바롭스크에서 왔어요.</w:t>
+      </w:r>
+    </w:p>
+    <w:p>
+      <w:pPr>
+        <w:pStyle w:val="BodyText"/>
+      </w:pPr>
+      <w:r>
+        <w:t xml:space="preserve">알렉세이: 키릴, 정확히 뭐라고 썼는지 다들 듣게 소리 내서 읽어 봐.</w:t>
       </w:r>
     </w:p>
     <w:p>
@@ -3631,95 +3631,95 @@
         <w:pStyle w:val="BodyText"/>
       </w:pPr>
       <w:r>
-        <w:t xml:space="preserve">올가: 하바롭스크. 므이티시에서 9천 킬로미터. 2주 만에.</w:t>
-      </w:r>
-    </w:p>
-    <w:p>
-      <w:pPr>
-        <w:pStyle w:val="BodyText"/>
-      </w:pPr>
-      <w:r>
-        <w:t xml:space="preserve">이리나: 글레브 혼자가 아니에요. 그의 네트워크예요. 중개인들. 그는 더 멀리 파는 사람들에게 팔아요.</w:t>
-      </w:r>
-    </w:p>
-    <w:p>
-      <w:pPr>
-        <w:pStyle w:val="BodyText"/>
-      </w:pPr>
-      <w:r>
-        <w:t xml:space="preserve">알렉세이: 트카치는 뭘 했어?</w:t>
-      </w:r>
-    </w:p>
-    <w:p>
-      <w:pPr>
-        <w:pStyle w:val="BodyText"/>
-      </w:pPr>
-      <w:r>
-        <w:t xml:space="preserve">키릴: 확인서를 쓰고 상자를 회수했어요. 클리닉은 시술 안 했어요. 의사가 직접 상담선에 전화했대요. 코르닐로바의 편지를 받고.</w:t>
-      </w:r>
-    </w:p>
-    <w:p>
-      <w:pPr>
-        <w:pStyle w:val="BodyText"/>
-      </w:pPr>
-      <w:r>
-        <w:t xml:space="preserve">디마: 편지가 통했어요! 첫 전화가 — 바로 하바롭스크.</w:t>
-      </w:r>
-    </w:p>
-    <w:p>
-      <w:pPr>
-        <w:pStyle w:val="BodyText"/>
-      </w:pPr>
-      <w:r>
-        <w:t xml:space="preserve">올가: 편지는 한 번 통했어요. 한 클리닉에서. 그럼 전화하지 않은 클리닉은 몇이나 될까요?</w:t>
-      </w:r>
-    </w:p>
-    <w:p>
-      <w:pPr>
-        <w:pStyle w:val="BodyText"/>
-      </w:pPr>
-      <w:r>
-        <w:t xml:space="preserve">알렉세이: 올가 페트로브나, 뭔가 제안하고 싶으시군요. 얼굴에 보여요.</w:t>
-      </w:r>
-    </w:p>
-    <w:p>
-      <w:pPr>
-        <w:pStyle w:val="BodyText"/>
-      </w:pPr>
-      <w:r>
-        <w:t xml:space="preserve">올가: 그래요. 한 단어. 마음에 안 드실 거예요. 컴플라이언스.</w:t>
-      </w:r>
-    </w:p>
-    <w:p>
-      <w:pPr>
-        <w:pStyle w:val="BodyText"/>
-      </w:pPr>
-      <w:r>
-        <w:t xml:space="preserve">알렉세이: 컴플라이언스. 그건 대기업 말이잖아요. 부서가 있고. 층이 있는.</w:t>
-      </w:r>
-    </w:p>
-    <w:p>
-      <w:pPr>
-        <w:pStyle w:val="BodyText"/>
-      </w:pPr>
-      <w:r>
-        <w:t xml:space="preserve">올가: 대기업은 컴플라이언스가 있었기 때문에 커진 거예요. 그 반대가 아니라.</w:t>
-      </w:r>
-    </w:p>
-    <w:p>
-      <w:pPr>
-        <w:pStyle w:val="BodyText"/>
-      </w:pPr>
-      <w:r>
-        <w:t xml:space="preserve">이리나: 비용은요?</w:t>
-      </w:r>
-    </w:p>
-    <w:p>
-      <w:pPr>
-        <w:pStyle w:val="BodyText"/>
-      </w:pPr>
-      <w:r>
-        <w:t xml:space="preserve">올가: 전화 없는 하바롭스크보다 싸요. 11시 회의. 전원. 자이체프도.</w:t>
+        <w:t xml:space="preserve">올가: 하바롭스크면 므이티시에서 9천 킬로미터예요. 그것도 겨우 2주 만에요.</w:t>
+      </w:r>
+    </w:p>
+    <w:p>
+      <w:pPr>
+        <w:pStyle w:val="BodyText"/>
+      </w:pPr>
+      <w:r>
+        <w:t xml:space="preserve">이리나: 글레브 혼자가 아니라 그의 중개인 네트워크예요. 그는 더 멀리 파는 사람들에게 팔아요.</w:t>
+      </w:r>
+    </w:p>
+    <w:p>
+      <w:pPr>
+        <w:pStyle w:val="BodyText"/>
+      </w:pPr>
+      <w:r>
+        <w:t xml:space="preserve">알렉세이: 트카치는 그걸 알고 뭘 했어?</w:t>
+      </w:r>
+    </w:p>
+    <w:p>
+      <w:pPr>
+        <w:pStyle w:val="BodyText"/>
+      </w:pPr>
+      <w:r>
+        <w:t xml:space="preserve">키릴: 확인서를 쓰고 상자를 회수했어요. 클리닉은 시술 안 했어요. 코르닐로바의 편지를 받고 의사가 직접 상담선에 전화했대요.</w:t>
+      </w:r>
+    </w:p>
+    <w:p>
+      <w:pPr>
+        <w:pStyle w:val="BodyText"/>
+      </w:pPr>
+      <w:r>
+        <w:t xml:space="preserve">디마: 그럼 편지가 통한 거네요! 첫 전화가 바로 하바롭스크예요.</w:t>
+      </w:r>
+    </w:p>
+    <w:p>
+      <w:pPr>
+        <w:pStyle w:val="BodyText"/>
+      </w:pPr>
+      <w:r>
+        <w:t xml:space="preserve">올가: 편지는 한 클리닉에서 한 번 통했어요. 그럼 끝내 전화하지 않은 클리닉은 몇이나 될까요?</w:t>
+      </w:r>
+    </w:p>
+    <w:p>
+      <w:pPr>
+        <w:pStyle w:val="BodyText"/>
+      </w:pPr>
+      <w:r>
+        <w:t xml:space="preserve">알렉세이: 올가 페트로브나, 뭔가 제안하고 싶으시군요. 얼굴에 다 보여요.</w:t>
+      </w:r>
+    </w:p>
+    <w:p>
+      <w:pPr>
+        <w:pStyle w:val="BodyText"/>
+      </w:pPr>
+      <w:r>
+        <w:t xml:space="preserve">올가: 그래요. 한 단어인데 마음에 안 드실 거예요: 컴플라이언스.</w:t>
+      </w:r>
+    </w:p>
+    <w:p>
+      <w:pPr>
+        <w:pStyle w:val="BodyText"/>
+      </w:pPr>
+      <w:r>
+        <w:t xml:space="preserve">알렉세이: 컴플라이언스는 부서도 있고 층도 통째로 있는 대기업 말이잖아요.</w:t>
+      </w:r>
+    </w:p>
+    <w:p>
+      <w:pPr>
+        <w:pStyle w:val="BodyText"/>
+      </w:pPr>
+      <w:r>
+        <w:t xml:space="preserve">올가: 대기업은 컴플라이언스가 있었기 때문에 커진 거지, 그 반대가 아니에요.</w:t>
+      </w:r>
+    </w:p>
+    <w:p>
+      <w:pPr>
+        <w:pStyle w:val="BodyText"/>
+      </w:pPr>
+      <w:r>
+        <w:t xml:space="preserve">이리나: 그럼 우리한테 비용이 얼마나 들어요?</w:t>
+      </w:r>
+    </w:p>
+    <w:p>
+      <w:pPr>
+        <w:pStyle w:val="BodyText"/>
+      </w:pPr>
+      <w:r>
+        <w:t xml:space="preserve">올가: 전화 없는 하바롭스크보다는 싸요. 11시에 회의해요, 전원 참석하고 자이체프도요.</w:t>
       </w:r>
     </w:p>
     <w:bookmarkEnd w:id="33"/>
@@ -3737,191 +3737,191 @@
         <w:pStyle w:val="FirstParagraph"/>
       </w:pPr>
       <w:r>
-        <w:t xml:space="preserve">자이체프: 왔어요. 올가 페트로브나, 칠판은 당신 거예요.</w:t>
-      </w:r>
-    </w:p>
-    <w:p>
-      <w:pPr>
-        <w:pStyle w:val="BodyText"/>
-      </w:pPr>
-      <w:r>
-        <w:t xml:space="preserve">올가: 컴플라이언스는 부서가 아니에요. 세 가지예요. 칠판에 쓸게요. 그리고 지울 거예요. 칠판 없이도 기억하게.</w:t>
-      </w:r>
-    </w:p>
-    <w:p>
-      <w:pPr>
-        <w:pStyle w:val="BodyText"/>
-      </w:pPr>
-      <w:r>
-        <w:t xml:space="preserve">자이체프: 코르닐로바 시험처럼.</w:t>
-      </w:r>
-    </w:p>
-    <w:p>
-      <w:pPr>
-        <w:pStyle w:val="BodyText"/>
-      </w:pPr>
-      <w:r>
-        <w:t xml:space="preserve">올가: 첫째. 공급망. 우리 제품을 가진 모든 사람을 우리가 알아요. 파트너, 하위 유통사, 클리닉. 면허, 등록, 주소, 유효 기간. 분기마다 — 코드 대조. 불시 점검 — 한 달에 한 번, 예고 없이. 세진이 우리에게 하듯이. 우리가 그들에게 배우고, 그들이 우리에게 배우죠.</w:t>
-      </w:r>
-    </w:p>
-    <w:p>
-      <w:pPr>
-        <w:pStyle w:val="BodyText"/>
-      </w:pPr>
-      <w:r>
-        <w:t xml:space="preserve">이리나: 코드 대조는 — 제 일이에요. 이미 하고 있어요. 한 달에 한 번. 저만 보려고.</w:t>
-      </w:r>
-    </w:p>
-    <w:p>
-      <w:pPr>
-        <w:pStyle w:val="BodyText"/>
-      </w:pPr>
-      <w:r>
-        <w:t xml:space="preserve">올가: 이제는 — 모두를 위해. 서명과 함께. 이사회 보고와 함께.</w:t>
-      </w:r>
-    </w:p>
-    <w:p>
-      <w:pPr>
-        <w:pStyle w:val="BodyText"/>
-      </w:pPr>
-      <w:r>
-        <w:t xml:space="preserve">알렉세이: 파트너가 기분 나빠하면요? 루스템? 마리나? 우린 그들을 믿잖아요.</w:t>
-      </w:r>
-    </w:p>
-    <w:p>
-      <w:pPr>
-        <w:pStyle w:val="BodyText"/>
-      </w:pPr>
-      <w:r>
-        <w:t xml:space="preserve">올가: 믿되 — 확인해요. 마리나가 직접 그랬죠: 「기록부는 언제든 열려 있다」. 확인 안 하면 오히려 서운해할 거예요. 그게 그녀의 자부심이니까. 루스템도요. 점검은 시스템에 대한 존중이에요. 사람에 대한 의심이 아니라. 그렇게 말하죠.</w:t>
-      </w:r>
-    </w:p>
-    <w:p>
-      <w:pPr>
-        <w:pStyle w:val="BodyText"/>
-      </w:pPr>
-      <w:r>
-        <w:t xml:space="preserve">키릴: 둘째는요?</w:t>
-      </w:r>
-    </w:p>
-    <w:p>
-      <w:pPr>
-        <w:pStyle w:val="BodyText"/>
-      </w:pPr>
-      <w:r>
-        <w:t xml:space="preserve">올가: 둘째. 교육. 모든 직원. 85명. 한 시간. 제안을 받으면 뭘 하는지. 누구에게 전화하는지. 뭐라고 말하는지.</w:t>
-      </w:r>
-    </w:p>
-    <w:p>
-      <w:pPr>
-        <w:pStyle w:val="BodyText"/>
-      </w:pPr>
-      <w:r>
-        <w:t xml:space="preserve">디마: 한 시간이요? 제 여섯은 한 시간 강의 못 버텨요.</w:t>
-      </w:r>
-    </w:p>
-    <w:p>
-      <w:pPr>
-        <w:pStyle w:val="BodyText"/>
-      </w:pPr>
-      <w:r>
-        <w:t xml:space="preserve">올가: 강의 아니에요. 놀이예요. 한 명은 글레브 역. 한 명은 자기 자신. 그다음엔 바꿔요.</w:t>
-      </w:r>
-    </w:p>
-    <w:p>
-      <w:pPr>
-        <w:pStyle w:val="BodyText"/>
-      </w:pPr>
-      <w:r>
-        <w:t xml:space="preserve">디마: 놀이. 그건 버텨요. 그런 건 좋아해요.</w:t>
-      </w:r>
-    </w:p>
-    <w:p>
-      <w:pPr>
-        <w:pStyle w:val="BodyText"/>
-      </w:pPr>
-      <w:r>
-        <w:t xml:space="preserve">자이체프: 글레브한테 좋은 대사는 주지 마세요. 나쁜 말이 좋은 말보다 더 잘 기억되니까요.</w:t>
-      </w:r>
-    </w:p>
-    <w:p>
-      <w:pPr>
-        <w:pStyle w:val="BodyText"/>
-      </w:pPr>
-      <w:r>
-        <w:t xml:space="preserve">올가: 셋째. 채널. 익명. 어느 직원이든, 어느 파트너든 쓸 수 있어요: 「이런 걸 봤다」. 이름 없이. 처벌 없이.</w:t>
-      </w:r>
-    </w:p>
-    <w:p>
-      <w:pPr>
-        <w:pStyle w:val="BodyText"/>
-      </w:pPr>
-      <w:r>
-        <w:t xml:space="preserve">자이체프: 법적으로 중요해요. 채널이 있으면 — 회사는 노력했다는 걸 증명할 수 있어요. 없으면 — 「알고도 침묵했다」.</w:t>
-      </w:r>
-    </w:p>
-    <w:p>
-      <w:pPr>
-        <w:pStyle w:val="BodyText"/>
-      </w:pPr>
-      <w:r>
-        <w:t xml:space="preserve">이리나: 채널은 누가 읽어요?</w:t>
-      </w:r>
-    </w:p>
-    <w:p>
-      <w:pPr>
-        <w:pStyle w:val="BodyText"/>
-      </w:pPr>
-      <w:r>
-        <w:t xml:space="preserve">올가: 대표는 아니에요. 나도 아니고. 이사회에 보고하는 사람. 알렉세이에게가 아니라.</w:t>
-      </w:r>
-    </w:p>
-    <w:p>
-      <w:pPr>
-        <w:pStyle w:val="BodyText"/>
-      </w:pPr>
-      <w:r>
-        <w:t xml:space="preserve">알렉세이: 저한테가 아니라고요? 왜요?</w:t>
-      </w:r>
-    </w:p>
-    <w:p>
-      <w:pPr>
-        <w:pStyle w:val="BodyText"/>
-      </w:pPr>
-      <w:r>
-        <w:t xml:space="preserve">올가: 언젠가 채널에 당신에 대한 글이 올라올 테니까요. 아니면 이리나. 아니면 나. 그래야 해요.</w:t>
-      </w:r>
-    </w:p>
-    <w:p>
-      <w:pPr>
-        <w:pStyle w:val="BodyText"/>
-      </w:pPr>
-      <w:r>
-        <w:t xml:space="preserve">알렉세이: 공정하네요. 불편하지만. 공정해요.</w:t>
-      </w:r>
-    </w:p>
-    <w:p>
-      <w:pPr>
-        <w:pStyle w:val="BodyText"/>
-      </w:pPr>
-      <w:r>
-        <w:t xml:space="preserve">이리나: 그럼 사람이 필요해요. 그런데 우린 채용 동결이에요. 합의했죠. 트레이너도 안 뽑아요.</w:t>
-      </w:r>
-    </w:p>
-    <w:p>
-      <w:pPr>
-        <w:pStyle w:val="BodyText"/>
-      </w:pPr>
-      <w:r>
-        <w:t xml:space="preserve">올가: 그럼 사람은 — 내부에서. 우리 중 누군가. 하루 한두 시간. 추가 급여 없이.</w:t>
-      </w:r>
-    </w:p>
-    <w:p>
-      <w:pPr>
-        <w:pStyle w:val="BodyText"/>
-      </w:pPr>
-      <w:r>
-        <w:t xml:space="preserve">키릴: 제가 해도 될까요?</w:t>
+        <w:t xml:space="preserve">자이체프: 왔어요. 올가 페트로브나, 칠판은 마음대로 쓰세요.</w:t>
+      </w:r>
+    </w:p>
+    <w:p>
+      <w:pPr>
+        <w:pStyle w:val="BodyText"/>
+      </w:pPr>
+      <w:r>
+        <w:t xml:space="preserve">올가: 컴플라이언스는 부서가 아니라 세 가지예요. 칠판에 쓰고 나서 지울 거예요, 칠판 없이도 기억하게요.</w:t>
+      </w:r>
+    </w:p>
+    <w:p>
+      <w:pPr>
+        <w:pStyle w:val="BodyText"/>
+      </w:pPr>
+      <w:r>
+        <w:t xml:space="preserve">자이체프: 힌트가 없는 코르닐로바 시험이랑 똑같네요.</w:t>
+      </w:r>
+    </w:p>
+    <w:p>
+      <w:pPr>
+        <w:pStyle w:val="BodyText"/>
+      </w:pPr>
+      <w:r>
+        <w:t xml:space="preserve">올가: 첫째는 공급망이에요. 우리 제품을 가진 모든 사람, 즉 파트너, 하위 유통사, 클리닉과 그들의 면허, 등록, 주소, 유효 기간을 우리가 알아요. 분기마다 코드 대조를 하고, 세진이 우리에게 하듯 한 달에 한 번 예고 없이 불시 점검을 해요. 우리가 그들에게 배우고, 그들이 우리에게 배우죠.</w:t>
+      </w:r>
+    </w:p>
+    <w:p>
+      <w:pPr>
+        <w:pStyle w:val="BodyText"/>
+      </w:pPr>
+      <w:r>
+        <w:t xml:space="preserve">이리나: 코드 대조는 제 일이에요. 이미 한 달에 한 번 하고 있어요, 저만 보려고요.</w:t>
+      </w:r>
+    </w:p>
+    <w:p>
+      <w:pPr>
+        <w:pStyle w:val="BodyText"/>
+      </w:pPr>
+      <w:r>
+        <w:t xml:space="preserve">올가: 이제는 모두를 위해, 서명과 이사회 보고까지 붙여서 하는 거예요.</w:t>
+      </w:r>
+    </w:p>
+    <w:p>
+      <w:pPr>
+        <w:pStyle w:val="BodyText"/>
+      </w:pPr>
+      <w:r>
+        <w:t xml:space="preserve">알렉세이: 파트너가 기분 나빠하면요? 루스템이나 마리나요? 우린 그들을 믿잖아요.</w:t>
+      </w:r>
+    </w:p>
+    <w:p>
+      <w:pPr>
+        <w:pStyle w:val="BodyText"/>
+      </w:pPr>
+      <w:r>
+        <w:t xml:space="preserve">올가: 믿되 — 확인해요. 마리나가 직접 「기록부는 언제든 열려 있다」고 했죠. 확인 안 하면 오히려 서운해할 거예요, 그게 그녀의 자부심이니까. 루스템도요. 점검은 시스템에 대한 존중이지 사람에 대한 의심이 아니에요. 그렇게 말하면 돼요.</w:t>
+      </w:r>
+    </w:p>
+    <w:p>
+      <w:pPr>
+        <w:pStyle w:val="BodyText"/>
+      </w:pPr>
+      <w:r>
+        <w:t xml:space="preserve">키릴: 둘째는 뭐예요, 올가 페트로브나?</w:t>
+      </w:r>
+    </w:p>
+    <w:p>
+      <w:pPr>
+        <w:pStyle w:val="BodyText"/>
+      </w:pPr>
+      <w:r>
+        <w:t xml:space="preserve">올가: 둘째는 교육이에요. 85명 모든 직원에게 한 시간: 제안을 받으면 뭘 하는지, 누구에게 전화하는지, 뭐라고 말하는지.</w:t>
+      </w:r>
+    </w:p>
+    <w:p>
+      <w:pPr>
+        <w:pStyle w:val="BodyText"/>
+      </w:pPr>
+      <w:r>
+        <w:t xml:space="preserve">디마: 한 시간이나요? 제 여섯은 한 시간짜리 강의 못 버텨요.</w:t>
+      </w:r>
+    </w:p>
+    <w:p>
+      <w:pPr>
+        <w:pStyle w:val="BodyText"/>
+      </w:pPr>
+      <w:r>
+        <w:t xml:space="preserve">올가: 강의가 아니라 놀이예요. 한 명은 글레브 역, 한 명은 자기 자신을 하고, 그다음엔 역할을 바꿔요.</w:t>
+      </w:r>
+    </w:p>
+    <w:p>
+      <w:pPr>
+        <w:pStyle w:val="BodyText"/>
+      </w:pPr>
+      <w:r>
+        <w:t xml:space="preserve">디마: 놀이라면 버텨요, 그런 건 정말 좋아해요.</w:t>
+      </w:r>
+    </w:p>
+    <w:p>
+      <w:pPr>
+        <w:pStyle w:val="BodyText"/>
+      </w:pPr>
+      <w:r>
+        <w:t xml:space="preserve">자이체프: 다만 글레브한테 좋은 대사는 주지 마세요. 나쁜 말이 좋은 말보다 더 잘 기억되니까요.</w:t>
+      </w:r>
+    </w:p>
+    <w:p>
+      <w:pPr>
+        <w:pStyle w:val="BodyText"/>
+      </w:pPr>
+      <w:r>
+        <w:t xml:space="preserve">올가: 셋째는 익명 채널이에요. 어느 직원이든 파트너든 「이런 걸 봤다」고 쓸 수 있어요. 이름도 처벌도 없이요. 정직하게 알려도 아무 일 없다는 걸 알아야 해요. 안 그러면 입을 다물고, 우리는 하바롭스크처럼 너무 늦게 알게 돼요.</w:t>
+      </w:r>
+    </w:p>
+    <w:p>
+      <w:pPr>
+        <w:pStyle w:val="BodyText"/>
+      </w:pPr>
+      <w:r>
+        <w:t xml:space="preserve">자이체프: 법적으로 중요해요. 채널이 있으면 회사가 노력했다는 걸 증명할 수 있어요. 없으면 「알고도 침묵했다」는 말을 듣죠.</w:t>
+      </w:r>
+    </w:p>
+    <w:p>
+      <w:pPr>
+        <w:pStyle w:val="BodyText"/>
+      </w:pPr>
+      <w:r>
+        <w:t xml:space="preserve">이리나: 그 채널은 누가 읽어요?</w:t>
+      </w:r>
+    </w:p>
+    <w:p>
+      <w:pPr>
+        <w:pStyle w:val="BodyText"/>
+      </w:pPr>
+      <w:r>
+        <w:t xml:space="preserve">올가: 대표도 나도 아니고, 알렉세이가 아니라 이사회에 보고하는 사람이요.</w:t>
+      </w:r>
+    </w:p>
+    <w:p>
+      <w:pPr>
+        <w:pStyle w:val="BodyText"/>
+      </w:pPr>
+      <w:r>
+        <w:t xml:space="preserve">알렉세이: 저한테가 아니라고요? 왜 제가 아니에요?</w:t>
+      </w:r>
+    </w:p>
+    <w:p>
+      <w:pPr>
+        <w:pStyle w:val="BodyText"/>
+      </w:pPr>
+      <w:r>
+        <w:t xml:space="preserve">올가: 언젠가 채널에 당신이나 이리나나 나에 대한 글이 올라올 테니까요. 그래야 해요. 글의 대상이 채널을 읽으면 채널은 그냥 예쁜 간판이 되고, 사람들은 그걸 바로 알아채요.</w:t>
+      </w:r>
+    </w:p>
+    <w:p>
+      <w:pPr>
+        <w:pStyle w:val="BodyText"/>
+      </w:pPr>
+      <w:r>
+        <w:t xml:space="preserve">알렉세이: 공정하네요. 불편하지만 공정하니까 반대하지 않을게요.</w:t>
+      </w:r>
+    </w:p>
+    <w:p>
+      <w:pPr>
+        <w:pStyle w:val="BodyText"/>
+      </w:pPr>
+      <w:r>
+        <w:t xml:space="preserve">이리나: 그럼 사람이 필요한데 우린 채용 동결이에요. 트레이너도 안 뽑기로 합의했잖아요.</w:t>
+      </w:r>
+    </w:p>
+    <w:p>
+      <w:pPr>
+        <w:pStyle w:val="BodyText"/>
+      </w:pPr>
+      <w:r>
+        <w:t xml:space="preserve">올가: 그럼 내부에서, 우리 중 누군가가 맡아요. 하루 한두 시간, 추가 급여 없이요.</w:t>
+      </w:r>
+    </w:p>
+    <w:p>
+      <w:pPr>
+        <w:pStyle w:val="BodyText"/>
+      </w:pPr>
+      <w:r>
+        <w:t xml:space="preserve">키릴: 제가 맡아도 될까요?</w:t>
       </w:r>
     </w:p>
     <w:p>
@@ -3937,79 +3937,79 @@
         <w:pStyle w:val="BodyText"/>
       </w:pPr>
       <w:r>
-        <w:t xml:space="preserve">키릴: 바로 그래서요. 그게 안에서 어떻게 보이는지 알아요. 받고 싶을 때. 합법인 것 같을 때. 사람들이 걱정될 때. 한 번도 원한 적 없는 사람은 그게 어떻게 들리는지 몰라요. 전 알아요. 첫마디만 들어도.</w:t>
-      </w:r>
-    </w:p>
-    <w:p>
-      <w:pPr>
-        <w:pStyle w:val="BodyText"/>
-      </w:pPr>
-      <w:r>
-        <w:t xml:space="preserve">자이체프: 그건… 강력한 논거네요. 법적으로도. 회사가 의사록에 반대 의견을 남긴 사람을 임명한다. 반대자를 두려워하지 않는다는 뜻이죠.</w:t>
-      </w:r>
-    </w:p>
-    <w:p>
-      <w:pPr>
-        <w:pStyle w:val="BodyText"/>
-      </w:pPr>
-      <w:r>
-        <w:t xml:space="preserve">이리나: 「출장」은요? 코드는요? 그게 키릴 일이잖아요. 이미 바빠요.</w:t>
-      </w:r>
-    </w:p>
-    <w:p>
-      <w:pPr>
-        <w:pStyle w:val="BodyText"/>
-      </w:pPr>
-      <w:r>
-        <w:t xml:space="preserve">키릴: 「출장」이 바로 공급망이에요. 첫째 항목의 절반은 이미 제 시스템에 있어요. 컴플라이언스라고 부르지 않았을 뿐이에요.</w:t>
-      </w:r>
-    </w:p>
-    <w:p>
-      <w:pPr>
-        <w:pStyle w:val="BodyText"/>
-      </w:pPr>
-      <w:r>
-        <w:t xml:space="preserve">알렉세이: 올가 페트로브나, 당신이 정하세요. 당신 아이디어니까.</w:t>
-      </w:r>
-    </w:p>
-    <w:p>
-      <w:pPr>
-        <w:pStyle w:val="BodyText"/>
-      </w:pPr>
-      <w:r>
-        <w:t xml:space="preserve">올가: 3개월. 수습 기간. 보고는 — 이사회에. 내가 — 멘토. 그리고 하나 더, 키릴.</w:t>
-      </w:r>
-    </w:p>
-    <w:p>
-      <w:pPr>
-        <w:pStyle w:val="BodyText"/>
-      </w:pPr>
-      <w:r>
-        <w:t xml:space="preserve">키릴: 네?</w:t>
-      </w:r>
-    </w:p>
-    <w:p>
-      <w:pPr>
-        <w:pStyle w:val="BodyText"/>
-      </w:pPr>
-      <w:r>
-        <w:t xml:space="preserve">올가: 채널에 당신 삼촌에 대한 글이 오면 — 당신이 제일 먼저 읽어요. 그리고 삼촌에게 전화하지 않아요. 할 수 있겠어요?</w:t>
-      </w:r>
-    </w:p>
-    <w:p>
-      <w:pPr>
-        <w:pStyle w:val="BodyText"/>
-      </w:pPr>
-      <w:r>
-        <w:t xml:space="preserve">키릴: 할 수 있어요. 삼촌이 직접 가르쳐 줬어요. 3월에.</w:t>
-      </w:r>
-    </w:p>
-    <w:p>
-      <w:pPr>
-        <w:pStyle w:val="BodyText"/>
-      </w:pPr>
-      <w:r>
-        <w:t xml:space="preserve">올가: 그럼 — 월요일부터. 칠판은 지웠어요. 키릴, 세 가지를 다시 말해 봐요. 칠판 없이.</w:t>
+        <w:t xml:space="preserve">키릴: 바로 그래서요. 그게 안에서 어떻게 보이는지 알아요: 받고 싶을 때, 합법인 것 같을 때, 사람들이 걱정될 때. 한 번도 원한 적 없는 사람은 그게 어떻게 들리는지 몰라요. 전 첫마디만 들어도 알아요.</w:t>
+      </w:r>
+    </w:p>
+    <w:p>
+      <w:pPr>
+        <w:pStyle w:val="BodyText"/>
+      </w:pPr>
+      <w:r>
+        <w:t xml:space="preserve">자이체프: 그건… 강력한 논거네요, 법적으로도요. 회사가 의사록에 반대 의견을 남긴 사람을 임명한다는 건 반대자를 두려워하지 않는다는 뜻이죠.</w:t>
+      </w:r>
+    </w:p>
+    <w:p>
+      <w:pPr>
+        <w:pStyle w:val="BodyText"/>
+      </w:pPr>
+      <w:r>
+        <w:t xml:space="preserve">이리나: 「출장」이랑 코드는요? 그게 키릴 일인데, 이미 바빠요.</w:t>
+      </w:r>
+    </w:p>
+    <w:p>
+      <w:pPr>
+        <w:pStyle w:val="BodyText"/>
+      </w:pPr>
+      <w:r>
+        <w:t xml:space="preserve">키릴: 「출장」이 바로 공급망이에요. 첫째 항목의 절반은 이미 제 시스템에 있어요, 컴플라이언스라고 부르지 않았을 뿐이죠.</w:t>
+      </w:r>
+    </w:p>
+    <w:p>
+      <w:pPr>
+        <w:pStyle w:val="BodyText"/>
+      </w:pPr>
+      <w:r>
+        <w:t xml:space="preserve">알렉세이: 올가 페트로브나, 당신 아이디어니까 당신이 정하세요.</w:t>
+      </w:r>
+    </w:p>
+    <w:p>
+      <w:pPr>
+        <w:pStyle w:val="BodyText"/>
+      </w:pPr>
+      <w:r>
+        <w:t xml:space="preserve">올가: 3개월 수습 기간, 보고는 이사회에, 멘토는 내가 해요. 그리고 하나 더, 키릴.</w:t>
+      </w:r>
+    </w:p>
+    <w:p>
+      <w:pPr>
+        <w:pStyle w:val="BodyText"/>
+      </w:pPr>
+      <w:r>
+        <w:t xml:space="preserve">키릴: 네, 올가 페트로브나? 듣고 있어요.</w:t>
+      </w:r>
+    </w:p>
+    <w:p>
+      <w:pPr>
+        <w:pStyle w:val="BodyText"/>
+      </w:pPr>
+      <w:r>
+        <w:t xml:space="preserve">올가: 채널에 당신 삼촌에 대한 글이 오면, 당신이 제일 먼저 읽고 삼촌에게 전화하지 않는 거예요. 할 수 있겠어요?</w:t>
+      </w:r>
+    </w:p>
+    <w:p>
+      <w:pPr>
+        <w:pStyle w:val="BodyText"/>
+      </w:pPr>
+      <w:r>
+        <w:t xml:space="preserve">키릴: 할 수 있어요. 3월에 삼촌이 직접 가르쳐 줬어요.</w:t>
+      </w:r>
+    </w:p>
+    <w:p>
+      <w:pPr>
+        <w:pStyle w:val="BodyText"/>
+      </w:pPr>
+      <w:r>
+        <w:t xml:space="preserve">올가: 그럼 월요일부터 시작해요. 칠판은 지웠어요. 키릴, 세 가지를 칠판 없이 다시 말해 봐요.</w:t>
       </w:r>
     </w:p>
     <w:bookmarkEnd w:id="34"/>
@@ -4027,71 +4027,71 @@
         <w:pStyle w:val="FirstParagraph"/>
       </w:pPr>
       <w:r>
-        <w:t xml:space="preserve">키릴: 자. 첫 훈련. 여섯 명. 제냐 — 글레브 역을 맡아요. 직접 들었잖아요.</w:t>
-      </w:r>
-    </w:p>
-    <w:p>
-      <w:pPr>
-        <w:pStyle w:val="BodyText"/>
-      </w:pPr>
-      <w:r>
-        <w:t xml:space="preserve">제냐: 제가요? 글레브를? 좀… 불편한데요.</w:t>
-      </w:r>
-    </w:p>
-    <w:p>
-      <w:pPr>
-        <w:pStyle w:val="BodyText"/>
-      </w:pPr>
-      <w:r>
-        <w:t xml:space="preserve">키릴: 그래서 — 당신이에요. 그의 말을 기억하니까요. 다른 사람들은 몰라요.</w:t>
-      </w:r>
-    </w:p>
-    <w:p>
-      <w:pPr>
-        <w:pStyle w:val="BodyText"/>
-      </w:pPr>
-      <w:r>
-        <w:t xml:space="preserve">제냐: 좋아요. 해 볼게요. 안녕하세요, 표트르 씨. 5월에 감원이 있다는 거 알아요. 모스크바는 작으니까요.</w:t>
-      </w:r>
-    </w:p>
-    <w:p>
-      <w:pPr>
-        <w:pStyle w:val="BodyText"/>
-      </w:pPr>
-      <w:r>
-        <w:t xml:space="preserve">표트르: 어… 안녕하세요. 어떻게 아세요?</w:t>
-      </w:r>
-    </w:p>
-    <w:p>
-      <w:pPr>
-        <w:pStyle w:val="BodyText"/>
-      </w:pPr>
-      <w:r>
-        <w:t xml:space="preserve">제냐: 많은 걸 알죠. 그게 내 일이에요. 제안이 하나 있어요. 간단해요. 천재적인 건 다 그렇듯.</w:t>
-      </w:r>
-    </w:p>
-    <w:p>
-      <w:pPr>
-        <w:pStyle w:val="BodyText"/>
-      </w:pPr>
-      <w:r>
-        <w:t xml:space="preserve">디마: 잠깐. 제냐, 그거 토씨 하나 안 틀린 거야?</w:t>
-      </w:r>
-    </w:p>
-    <w:p>
-      <w:pPr>
-        <w:pStyle w:val="BodyText"/>
-      </w:pPr>
-      <w:r>
-        <w:t xml:space="preserve">제냐: 거의요. 「멋져요」도 했어요. 2분마다. 그리고 수화기 너머로 웃었어요. 그게 들려요.</w:t>
-      </w:r>
-    </w:p>
-    <w:p>
-      <w:pPr>
-        <w:pStyle w:val="BodyText"/>
-      </w:pPr>
-      <w:r>
-        <w:t xml:space="preserve">키릴: 표트르, 계속해요. 뭐라고 하겠어요?</w:t>
+        <w:t xml:space="preserve">키릴: 자, 여섯 명과 첫 훈련이에요. 제냐, 직접 들었으니까 글레브 역을 맡아요.</w:t>
+      </w:r>
+    </w:p>
+    <w:p>
+      <w:pPr>
+        <w:pStyle w:val="BodyText"/>
+      </w:pPr>
+      <w:r>
+        <w:t xml:space="preserve">제냐: 제가요? 글레브를 연기하라고요? 좀… 불편한데요.</w:t>
+      </w:r>
+    </w:p>
+    <w:p>
+      <w:pPr>
+        <w:pStyle w:val="BodyText"/>
+      </w:pPr>
+      <w:r>
+        <w:t xml:space="preserve">키릴: 그래서 당신이에요. 그의 말을 기억하는 건 당신뿐이니까요.</w:t>
+      </w:r>
+    </w:p>
+    <w:p>
+      <w:pPr>
+        <w:pStyle w:val="BodyText"/>
+      </w:pPr>
+      <w:r>
+        <w:t xml:space="preserve">제냐: 좋아요, 해 볼게요. 안녕하세요, 표트르 씨. 5월에 감원이 있다는 거 알아요, 모스크바는 작으니까요.</w:t>
+      </w:r>
+    </w:p>
+    <w:p>
+      <w:pPr>
+        <w:pStyle w:val="BodyText"/>
+      </w:pPr>
+      <w:r>
+        <w:t xml:space="preserve">표트르: 어… 안녕하세요. 그걸 어떻게 아세요?</w:t>
+      </w:r>
+    </w:p>
+    <w:p>
+      <w:pPr>
+        <w:pStyle w:val="BodyText"/>
+      </w:pPr>
+      <w:r>
+        <w:t xml:space="preserve">제냐: 많은 걸 알죠, 그게 내 일이에요. 제안이 하나 있어요, 천재적인 건 다 그렇듯 간단해요.</w:t>
+      </w:r>
+    </w:p>
+    <w:p>
+      <w:pPr>
+        <w:pStyle w:val="BodyText"/>
+      </w:pPr>
+      <w:r>
+        <w:t xml:space="preserve">디마: 잠깐. 제냐, 그가 정말 토씨 하나 안 틀리고 그렇게 말했어?</w:t>
+      </w:r>
+    </w:p>
+    <w:p>
+      <w:pPr>
+        <w:pStyle w:val="BodyText"/>
+      </w:pPr>
+      <w:r>
+        <w:t xml:space="preserve">제냐: 거의요. 2분마다 「멋져요」라고도 했고, 수화기 너머로 웃었어요. 그게 들렸어요.</w:t>
+      </w:r>
+    </w:p>
+    <w:p>
+      <w:pPr>
+        <w:pStyle w:val="BodyText"/>
+      </w:pPr>
+      <w:r>
+        <w:t xml:space="preserve">키릴: 표트르, 계속해요. 그에게 뭐라고 하겠어요?</w:t>
       </w:r>
     </w:p>
     <w:p>
@@ -4107,55 +4107,55 @@
         <w:pStyle w:val="BodyText"/>
       </w:pPr>
       <w:r>
-        <w:t xml:space="preserve">키릴: 잠깐. 이게 첫 번째 실수예요. 가장 흔한. 질문했죠. 이제 대화에 들어간 거예요. 그는 20분 동안 말할 거고, 20분 뒤엔 숫자를 생각하고 있을 거예요. 불법이라는 사실이 아니라.</w:t>
-      </w:r>
-    </w:p>
-    <w:p>
-      <w:pPr>
-        <w:pStyle w:val="BodyText"/>
-      </w:pPr>
-      <w:r>
-        <w:t xml:space="preserve">표트르: 그럼 뭐라고 했어야 해요?</w:t>
-      </w:r>
-    </w:p>
-    <w:p>
-      <w:pPr>
-        <w:pStyle w:val="BodyText"/>
-      </w:pPr>
-      <w:r>
-        <w:t xml:space="preserve">키릴: 올가 페트로브나가 세 문장을 써 줬어요. 구구단처럼 외워요. 「감사합니다, 관심 없습니다」. 「연락처는 변호사에게 전달하겠습니다」. 「안녕히 계세요」. 끝. 세 문장. 12초. 질문은 하나도 없이. 「얼마인데요」도 없이. 질문은 — 문이에요. 문을 열지 마요.</w:t>
-      </w:r>
-    </w:p>
-    <w:p>
-      <w:pPr>
-        <w:pStyle w:val="BodyText"/>
-      </w:pPr>
-      <w:r>
-        <w:t xml:space="preserve">표트르: 그건 무례하잖아요. 그는 정중한데.</w:t>
-      </w:r>
-    </w:p>
-    <w:p>
-      <w:pPr>
-        <w:pStyle w:val="BodyText"/>
-      </w:pPr>
-      <w:r>
-        <w:t xml:space="preserve">코르닐로바: 한마디 해도 될까요? 뒤에 앉아 있는데 가만있을 수가 없네요. 정중함은 그의 도구예요. 주사기처럼. 미등록 젤을 권하는 정중한 사람은 무례한 사람보다 위험해요. 무례한 사람은 안 믿어요. 정중한 사람은 — 믿게 돼요. 그러니까 여러분의 12초는 정중하되 짧아야 해요. 그의 정중함보다 짧게.</w:t>
-      </w:r>
-    </w:p>
-    <w:p>
-      <w:pPr>
-        <w:pStyle w:val="BodyText"/>
-      </w:pPr>
-      <w:r>
-        <w:t xml:space="preserve">키릴: 표트르, 다시. 제냐, 처음부터.</w:t>
-      </w:r>
-    </w:p>
-    <w:p>
-      <w:pPr>
-        <w:pStyle w:val="BodyText"/>
-      </w:pPr>
-      <w:r>
-        <w:t xml:space="preserve">제냐: 안녕하세요, 표트르 씨. 5월에 감원이 있다는 거 알아요. 제안이 있어요.</w:t>
+        <w:t xml:space="preserve">키릴: 잠깐, 이게 첫 번째 실수, 가장 흔한 실수예요. 질문을 했으니 이제 대화에 들어간 거예요. 그는 20분 동안 말할 거고, 20분 뒤엔 불법이라는 사실이 아니라 숫자를 생각하고 있을 거예요.</w:t>
+      </w:r>
+    </w:p>
+    <w:p>
+      <w:pPr>
+        <w:pStyle w:val="BodyText"/>
+      </w:pPr>
+      <w:r>
+        <w:t xml:space="preserve">표트르: 그럼 대신 뭐라고 했어야 해요?</w:t>
+      </w:r>
+    </w:p>
+    <w:p>
+      <w:pPr>
+        <w:pStyle w:val="BodyText"/>
+      </w:pPr>
+      <w:r>
+        <w:t xml:space="preserve">키릴: 올가 페트로브나가 세 문장을 써 줬어요. 구구단처럼 외워요. 「감사합니다, 관심 없습니다」. 「연락처는 변호사에게 전달하겠습니다」. 「안녕히 계세요」. 끝. 세 문장. 12초. 질문은 하나도 없이. 「얼마인데요」도 없이. 질문은 — 문이에요. 그 뒤에 돈을 약속해도 문을 열지 마요.</w:t>
+      </w:r>
+    </w:p>
+    <w:p>
+      <w:pPr>
+        <w:pStyle w:val="BodyText"/>
+      </w:pPr>
+      <w:r>
+        <w:t xml:space="preserve">표트르: 하지만 그건 무례하잖아요. 그는 정중하게 말하는데요.</w:t>
+      </w:r>
+    </w:p>
+    <w:p>
+      <w:pPr>
+        <w:pStyle w:val="BodyText"/>
+      </w:pPr>
+      <w:r>
+        <w:t xml:space="preserve">코르닐로바: 한마디 해도 될까요? 뒤에 앉아 있는데 가만있을 수가 없네요. 정중함은 주사기처럼 그의 도구예요. 미등록 젤을 권하는 정중한 사람은 무례한 사람보다 위험해요. 무례한 사람은 안 믿지만, 정중한 사람은 믿게 되거든요. 그러니까 여러분의 12초는 정중하되 짧아야 해요, 그의 정중함보다 짧게요.</w:t>
+      </w:r>
+    </w:p>
+    <w:p>
+      <w:pPr>
+        <w:pStyle w:val="BodyText"/>
+      </w:pPr>
+      <w:r>
+        <w:t xml:space="preserve">키릴: 표트르, 한 번 더 해요. 제냐, 처음부터 시작해요.</w:t>
+      </w:r>
+    </w:p>
+    <w:p>
+      <w:pPr>
+        <w:pStyle w:val="BodyText"/>
+      </w:pPr>
+      <w:r>
+        <w:t xml:space="preserve">제냐: 안녕하세요, 표트르 씨. 5월에 감원이 있다는 거 알아요, 그리고 제안이 있어요.</w:t>
       </w:r>
     </w:p>
     <w:p>
@@ -4171,7 +4171,7 @@
         <w:pStyle w:val="BodyText"/>
       </w:pPr>
       <w:r>
-        <w:t xml:space="preserve">제냐: 하지만 얼마인지 듣지도 않았잖아요!</w:t>
+        <w:t xml:space="preserve">제냐: 하지만 얼마 얘기인지 듣지도 않았잖아요!</w:t>
       </w:r>
     </w:p>
     <w:p>
@@ -4187,39 +4187,39 @@
         <w:pStyle w:val="BodyText"/>
       </w:pPr>
       <w:r>
-        <w:t xml:space="preserve">키릴: 봐요. 12초. 이제 바꿔요. 표트르가 — 글레브. 제냐가 — 자기 자신.</w:t>
-      </w:r>
-    </w:p>
-    <w:p>
-      <w:pPr>
-        <w:pStyle w:val="BodyText"/>
-      </w:pPr>
-      <w:r>
-        <w:t xml:space="preserve">제냐: 제가요? 전 이미 한 번 답했어요. 전화를 끊었어요. 말없이.</w:t>
-      </w:r>
-    </w:p>
-    <w:p>
-      <w:pPr>
-        <w:pStyle w:val="BodyText"/>
-      </w:pPr>
-      <w:r>
-        <w:t xml:space="preserve">키릴: 끊은 건 — 맞아요. 하지만 그 뒤로 사흘 밤을 못 잤죠. 가장 중요한 걸 말하지 않았으니까.</w:t>
-      </w:r>
-    </w:p>
-    <w:p>
-      <w:pPr>
-        <w:pStyle w:val="BodyText"/>
-      </w:pPr>
-      <w:r>
-        <w:t xml:space="preserve">제냐: 가장 중요한 게 뭔데요?</w:t>
-      </w:r>
-    </w:p>
-    <w:p>
-      <w:pPr>
-        <w:pStyle w:val="BodyText"/>
-      </w:pPr>
-      <w:r>
-        <w:t xml:space="preserve">키릴: 네 번째 문장. 그에게 하는 말이 아니에요. 전화를 끊고 자신에게 하는 말이에요. 「채널에 신고했다」. 그러면 그 전화를 혼자 감당하지 않아도 돼요. 그러면 더는 당신의 비밀도, 당신의 두려움도 아니에요. 우리의 일이에요. 공동의 일. 그리고 밤에 잘 수 있어요.</w:t>
+        <w:t xml:space="preserve">키릴: 봐요, 12초예요. 이제 바꿔요: 표트르가 글레브, 제냐가 자기 자신이에요.</w:t>
+      </w:r>
+    </w:p>
+    <w:p>
+      <w:pPr>
+        <w:pStyle w:val="BodyText"/>
+      </w:pPr>
+      <w:r>
+        <w:t xml:space="preserve">제냐: 제가요? 전 이미 한 번 답했어요: 그냥 말없이 전화를 끊었어요.</w:t>
+      </w:r>
+    </w:p>
+    <w:p>
+      <w:pPr>
+        <w:pStyle w:val="BodyText"/>
+      </w:pPr>
+      <w:r>
+        <w:t xml:space="preserve">키릴: 끊은 건 맞아요. 하지만 그 뒤로 사흘 밤을 못 잤죠, 가장 중요한 걸 말하지 않았으니까요.</w:t>
+      </w:r>
+    </w:p>
+    <w:p>
+      <w:pPr>
+        <w:pStyle w:val="BodyText"/>
+      </w:pPr>
+      <w:r>
+        <w:t xml:space="preserve">제냐: 그게 아니면 가장 중요한 게 뭔데요?</w:t>
+      </w:r>
+    </w:p>
+    <w:p>
+      <w:pPr>
+        <w:pStyle w:val="BodyText"/>
+      </w:pPr>
+      <w:r>
+        <w:t xml:space="preserve">키릴: 네 번째 문장이요. 그에게 하는 말이 아니라 전화를 끊고 자신에게 하는 말이에요: 「채널에 신고했다」. 그러면 그 전화를 혼자 감당하지 않아도 되고, 더는 당신의 비밀도 두려움도 아니에요. 우리 모두의 일이 되고, 밤에 편히 잘 수 있어요.</w:t>
       </w:r>
     </w:p>
     <w:p>
@@ -4235,31 +4235,31 @@
         <w:pStyle w:val="BodyText"/>
       </w:pPr>
       <w:r>
-        <w:t xml:space="preserve">디마: 울긴 울었겠지. 덜 울었겠지만.</w:t>
-      </w:r>
-    </w:p>
-    <w:p>
-      <w:pPr>
-        <w:pStyle w:val="BodyText"/>
-      </w:pPr>
-      <w:r>
-        <w:t xml:space="preserve">키릴: 채널은 내일 열려요. 주소는 — 카드에. 읽는 사람은 저뿐이에요. 이름은 아무도 모를 거예요.</w:t>
-      </w:r>
-    </w:p>
-    <w:p>
-      <w:pPr>
-        <w:pStyle w:val="BodyText"/>
-      </w:pPr>
-      <w:r>
-        <w:t xml:space="preserve">코르닐로바: 키릴. 「아무도 모를 거다」. 그건 그 사람 말이에요.</w:t>
-      </w:r>
-    </w:p>
-    <w:p>
-      <w:pPr>
-        <w:pStyle w:val="BodyText"/>
-      </w:pPr>
-      <w:r>
-        <w:t xml:space="preserve">키릴: 맞아요. 고칠게요. 「당신 이름은 저만 압니다. 그리고 재판이 열리면 올가 페트로브나도」. 이게 더 정직하네요.</w:t>
+        <w:t xml:space="preserve">디마: 울긴 울었겠지만, 아마 덜 울었겠지.</w:t>
+      </w:r>
+    </w:p>
+    <w:p>
+      <w:pPr>
+        <w:pStyle w:val="BodyText"/>
+      </w:pPr>
+      <w:r>
+        <w:t xml:space="preserve">키릴: 채널은 내일 열리고, 주소는 카드에 있어요. 읽는 사람은 저뿐이라 이름은 아무도 모를 거예요.</w:t>
+      </w:r>
+    </w:p>
+    <w:p>
+      <w:pPr>
+        <w:pStyle w:val="BodyText"/>
+      </w:pPr>
+      <w:r>
+        <w:t xml:space="preserve">코르닐로바: 키릴, 「아무도 모를 거다」는 당신 말이 아니라 그 사람 말이에요.</w:t>
+      </w:r>
+    </w:p>
+    <w:p>
+      <w:pPr>
+        <w:pStyle w:val="BodyText"/>
+      </w:pPr>
+      <w:r>
+        <w:t xml:space="preserve">키릴: 맞아요, 고칠게요: 「당신 이름은 저만 압니다. 그리고 재판이 열리면 올가 페트로브나도」. 이게 더 정직하네요.</w:t>
       </w:r>
     </w:p>
     <w:bookmarkEnd w:id="35"/>
@@ -4277,31 +4277,31 @@
         <w:pStyle w:val="FirstParagraph"/>
       </w:pPr>
       <w:r>
-        <w:t xml:space="preserve">올가: 키릴, 채널이 열린 지 이틀째죠. 뭐 들어온 거 있어요?</w:t>
-      </w:r>
-    </w:p>
-    <w:p>
-      <w:pPr>
-        <w:pStyle w:val="BodyText"/>
-      </w:pPr>
-      <w:r>
-        <w:t xml:space="preserve">키릴: 있어요. 첫 메시지. 글레브 얘기가 아니에요.</w:t>
-      </w:r>
-    </w:p>
-    <w:p>
-      <w:pPr>
-        <w:pStyle w:val="BodyText"/>
-      </w:pPr>
-      <w:r>
-        <w:t xml:space="preserve">올가: 읽어요. 이름이 없으면 없는 대로.</w:t>
-      </w:r>
-    </w:p>
-    <w:p>
-      <w:pPr>
-        <w:pStyle w:val="BodyText"/>
-      </w:pPr>
-      <w:r>
-        <w:t xml:space="preserve">키릴: 읽을게요. 「예카테린부르크, 바이네르 거리의 클리닉</w:t>
+        <w:t xml:space="preserve">올가: 키릴, 채널이 열린 지 벌써 이틀째죠. 뭐 들어온 거 있어요?</w:t>
+      </w:r>
+    </w:p>
+    <w:p>
+      <w:pPr>
+        <w:pStyle w:val="BodyText"/>
+      </w:pPr>
+      <w:r>
+        <w:t xml:space="preserve">키릴: 첫 메시지가 들어왔는데, 글레브 얘기가 아니에요.</w:t>
+      </w:r>
+    </w:p>
+    <w:p>
+      <w:pPr>
+        <w:pStyle w:val="BodyText"/>
+      </w:pPr>
+      <w:r>
+        <w:t xml:space="preserve">올가: 읽어요. 이름이 없으면 없는 대로요.</w:t>
+      </w:r>
+    </w:p>
+    <w:p>
+      <w:pPr>
+        <w:pStyle w:val="BodyText"/>
+      </w:pPr>
+      <w:r>
+        <w:t xml:space="preserve">키릴: 읽을게요: 「예카테린부르크, 바이네르 거리의 클리닉</w:t>
       </w:r>
       <w:r>
         <w:t xml:space="preserve"> </w:t>
@@ -4324,31 +4324,31 @@
         <w:pStyle w:val="BodyText"/>
       </w:pPr>
       <w:r>
-        <w:t xml:space="preserve">알렉세이: 「이세티」. 라키티나네요. 자보드치코프의 하위 유통사.</w:t>
-      </w:r>
-    </w:p>
-    <w:p>
-      <w:pPr>
-        <w:pStyle w:val="BodyText"/>
-      </w:pPr>
-      <w:r>
-        <w:t xml:space="preserve">디마: 폴리나 안드레예브나요? 말도 안 돼요. 그녀는 3년 전의 우리예요!</w:t>
-      </w:r>
-    </w:p>
-    <w:p>
-      <w:pPr>
-        <w:pStyle w:val="BodyText"/>
-      </w:pPr>
-      <w:r>
-        <w:t xml:space="preserve">이리나: 그래서 가능한 거예요. 3년 전 우리도 매달 면허를 확인하지 않았어요. 판매 하나하나에 기뻐했죠.</w:t>
-      </w:r>
-    </w:p>
-    <w:p>
-      <w:pPr>
-        <w:pStyle w:val="BodyText"/>
-      </w:pPr>
-      <w:r>
-        <w:t xml:space="preserve">올가: 이게 컴플라이언스의 시험이에요. 진짜. 첫 번째. 우리 사람에게. 우리가 침묵하면 — 채널은 죽어요. 일주일 뒤엔 아무도 안 써요.</w:t>
+        <w:t xml:space="preserve">알렉세이: 「이세티」는 자보드치코프의 하위 유통사, 라키티나예요.</w:t>
+      </w:r>
+    </w:p>
+    <w:p>
+      <w:pPr>
+        <w:pStyle w:val="BodyText"/>
+      </w:pPr>
+      <w:r>
+        <w:t xml:space="preserve">디마: 폴리나 안드레예브나요? 말도 안 돼요! 그녀는 3년 전의 우리예요!</w:t>
+      </w:r>
+    </w:p>
+    <w:p>
+      <w:pPr>
+        <w:pStyle w:val="BodyText"/>
+      </w:pPr>
+      <w:r>
+        <w:t xml:space="preserve">이리나: 그래서 가능한 거예요. 3년 전 우리도 매달 면허를 확인하지 않고 판매 하나하나에 기뻐하기만 했어요.</w:t>
+      </w:r>
+    </w:p>
+    <w:p>
+      <w:pPr>
+        <w:pStyle w:val="BodyText"/>
+      </w:pPr>
+      <w:r>
+        <w:t xml:space="preserve">올가: 이게 컴플라이언스의 첫 번째 진짜 시험이에요, 그것도 우리 사람에게. 우리가 침묵하면 채널은 죽고, 일주일 뒤엔 아무도 안 써요. 사람들은 우리가 약속한 게 아니라 첫 메시지를 어떻게 처리하는지를 봐요, 특히 우리 사람 얘기일 때는요.</w:t>
       </w:r>
     </w:p>
     <w:p>
@@ -4364,103 +4364,103 @@
         <w:pStyle w:val="BodyText"/>
       </w:pPr>
       <w:r>
-        <w:t xml:space="preserve">키릴: 자보드치코프에게 전화해요. 라키티나 말고. 공급망 순서대로: 하위 유통사는 파트너가 책임져요. 계약서에 그렇게 돼 있어요.</w:t>
-      </w:r>
-    </w:p>
-    <w:p>
-      <w:pPr>
-        <w:pStyle w:val="BodyText"/>
-      </w:pPr>
-      <w:r>
-        <w:t xml:space="preserve">알렉세이: 걸어. 스피커로.</w:t>
-      </w:r>
-    </w:p>
-    <w:p>
-      <w:pPr>
-        <w:pStyle w:val="BodyText"/>
-      </w:pPr>
-      <w:r>
-        <w:t xml:space="preserve">자보드치코프: 자보드치코프. 듣고 있어요.</w:t>
-      </w:r>
-    </w:p>
-    <w:p>
-      <w:pPr>
-        <w:pStyle w:val="BodyText"/>
-      </w:pPr>
-      <w:r>
-        <w:t xml:space="preserve">키릴: 「모스트」의 키릴 소모프입니다. 바이네르의 클리닉 「미라」. 면허가 3주 전에 만료됐어요. 제품이 「이세티」를 통해 들어가고 있어요.</w:t>
-      </w:r>
-    </w:p>
-    <w:p>
-      <w:pPr>
-        <w:pStyle w:val="BodyText"/>
-      </w:pPr>
-      <w:r>
-        <w:t xml:space="preserve">자보드치코프: 정보 출처는요?</w:t>
-      </w:r>
-    </w:p>
-    <w:p>
-      <w:pPr>
-        <w:pStyle w:val="BodyText"/>
-      </w:pPr>
-      <w:r>
-        <w:t xml:space="preserve">키릴: 컴플라이언스 채널. 익명이에요. 누가 썼는지 몰라요. 알아도 말하지 않을 거예요.</w:t>
-      </w:r>
-    </w:p>
-    <w:p>
-      <w:pPr>
-        <w:pStyle w:val="BodyText"/>
-      </w:pPr>
-      <w:r>
-        <w:t xml:space="preserve">자보드치코프: 익명. 좋아요. 한 시간 뒤 전화하죠.</w:t>
-      </w:r>
-    </w:p>
-    <w:p>
-      <w:pPr>
-        <w:pStyle w:val="BodyText"/>
-      </w:pPr>
-      <w:r>
-        <w:t xml:space="preserve">올가: 기분 나빠하지 않았어요. 들었죠? 「한 시간 뒤」. 우랄식 「알겠다」예요.</w:t>
-      </w:r>
-    </w:p>
-    <w:p>
-      <w:pPr>
-        <w:pStyle w:val="BodyText"/>
-      </w:pPr>
-      <w:r>
-        <w:t xml:space="preserve">디마: 그래도 안 믿어요. 라키티나는 그럴 리 없어요. 그런 사람 아니에요.</w:t>
-      </w:r>
-    </w:p>
-    <w:p>
-      <w:pPr>
-        <w:pStyle w:val="BodyText"/>
-      </w:pPr>
-      <w:r>
-        <w:t xml:space="preserve">자보드치코프: 자보드치코프예요. 확인했어요. 사실이에요. 면허 갱신 신청은 했어요. 제때 못 했고요. 폴리나가 확인을 안 했어요. 잊었대요.</w:t>
-      </w:r>
-    </w:p>
-    <w:p>
-      <w:pPr>
-        <w:pStyle w:val="BodyText"/>
-      </w:pPr>
-      <w:r>
-        <w:t xml:space="preserve">알렉세이: 어떻게 하자고 제안하세요?</w:t>
-      </w:r>
-    </w:p>
-    <w:p>
-      <w:pPr>
-        <w:pStyle w:val="BodyText"/>
-      </w:pPr>
-      <w:r>
-        <w:t xml:space="preserve">자보드치코프: 「미라」 출고 중단. 새 면허 나올 때까지. 오늘부터. 폴리나가 직접 클리닉에 전화할 거예요. 울고 있어요. 그래도 전화할 거예요.</w:t>
-      </w:r>
-    </w:p>
-    <w:p>
-      <w:pPr>
-        <w:pStyle w:val="BodyText"/>
-      </w:pPr>
-      <w:r>
-        <w:t xml:space="preserve">키릴: 기록할게요. 「위반: 유효 면허 없는 클리닉에 출고. 원인: 하위 유통사 부주의. 조치: 갱신 시까지 출고 중단, 일주일 내</w:t>
+        <w:t xml:space="preserve">키릴: 라키티나 말고 자보드치코프에게 전화할게요. 공급망 순서대로 하위 유통사는 파트너가 책임지고, 계약서에 그렇게 돼 있어요.</w:t>
+      </w:r>
+    </w:p>
+    <w:p>
+      <w:pPr>
+        <w:pStyle w:val="BodyText"/>
+      </w:pPr>
+      <w:r>
+        <w:t xml:space="preserve">알렉세이: 걸어. 다만 스피커로.</w:t>
+      </w:r>
+    </w:p>
+    <w:p>
+      <w:pPr>
+        <w:pStyle w:val="BodyText"/>
+      </w:pPr>
+      <w:r>
+        <w:t xml:space="preserve">자보드치코프: 자보드치코프입니다, 듣고 있어요.</w:t>
+      </w:r>
+    </w:p>
+    <w:p>
+      <w:pPr>
+        <w:pStyle w:val="BodyText"/>
+      </w:pPr>
+      <w:r>
+        <w:t xml:space="preserve">키릴: 「모스트」의 키릴 소모프입니다. 바이네르의 클리닉 「미라」 면허가 3주 전에 만료됐는데, 제품이 「이세티」를 통해 들어가고 있어요.</w:t>
+      </w:r>
+    </w:p>
+    <w:p>
+      <w:pPr>
+        <w:pStyle w:val="BodyText"/>
+      </w:pPr>
+      <w:r>
+        <w:t xml:space="preserve">자보드치코프: 그 정보는 어디서 나온 거예요?</w:t>
+      </w:r>
+    </w:p>
+    <w:p>
+      <w:pPr>
+        <w:pStyle w:val="BodyText"/>
+      </w:pPr>
+      <w:r>
+        <w:t xml:space="preserve">키릴: 컴플라이언스 채널, 익명이에요. 누가 썼는지 모르고, 안다 해도 말하지 않을 거예요.</w:t>
+      </w:r>
+    </w:p>
+    <w:p>
+      <w:pPr>
+        <w:pStyle w:val="BodyText"/>
+      </w:pPr>
+      <w:r>
+        <w:t xml:space="preserve">자보드치코프: 익명이라, 좋아요. 한 시간 뒤에 다시 전화하죠.</w:t>
+      </w:r>
+    </w:p>
+    <w:p>
+      <w:pPr>
+        <w:pStyle w:val="BodyText"/>
+      </w:pPr>
+      <w:r>
+        <w:t xml:space="preserve">올가: 기분 나빠하지 않았어요, 들었죠? 「한 시간 뒤」는 우랄식으로 「알겠다」는 뜻이에요.</w:t>
+      </w:r>
+    </w:p>
+    <w:p>
+      <w:pPr>
+        <w:pStyle w:val="BodyText"/>
+      </w:pPr>
+      <w:r>
+        <w:t xml:space="preserve">디마: 그래도 안 믿어요. 라키티나는 그럴 리 없어요, 그런 사람 아니에요.</w:t>
+      </w:r>
+    </w:p>
+    <w:p>
+      <w:pPr>
+        <w:pStyle w:val="BodyText"/>
+      </w:pPr>
+      <w:r>
+        <w:t xml:space="preserve">자보드치코프: 자보드치코프예요. 확인했는데 사실이에요. 면허 갱신 신청은 했는데 제때 못 했고, 폴리나가 날짜를 확인 안 했어요. 잊었대요.</w:t>
+      </w:r>
+    </w:p>
+    <w:p>
+      <w:pPr>
+        <w:pStyle w:val="BodyText"/>
+      </w:pPr>
+      <w:r>
+        <w:t xml:space="preserve">알렉세이: 어떻게 하자고 제안하세요, 아나톨리 표도로비치?</w:t>
+      </w:r>
+    </w:p>
+    <w:p>
+      <w:pPr>
+        <w:pStyle w:val="BodyText"/>
+      </w:pPr>
+      <w:r>
+        <w:t xml:space="preserve">자보드치코프: 오늘부터 새 면허 나올 때까지 「미라」 출고를 중단해요. 폴리나가 직접 클리닉에 전화할 거예요. 울고 있지만 전화할 거예요. 자기 실수니까 고치는 것도 우리나 모스크바의 당신들이 아니라 자기가 해야 한다는 걸 알거든요.</w:t>
+      </w:r>
+    </w:p>
+    <w:p>
+      <w:pPr>
+        <w:pStyle w:val="BodyText"/>
+      </w:pPr>
+      <w:r>
+        <w:t xml:space="preserve">키릴: 기록할게요: 「위반: 유효 면허 없는 클리닉에 출고. 원인: 하위 유통사 부주의. 조치: 갱신 시까지 출고 중단, 일주일 내</w:t>
       </w:r>
       <w:r>
         <w:t xml:space="preserve"> </w:t>
@@ -4478,31 +4478,31 @@
         <w:t xml:space="preserve"> </w:t>
       </w:r>
       <w:r>
-        <w:t xml:space="preserve">전 클리닉 점검. 요청 한 시간 뒤 파트너가 스스로 보고」. 이사회 보고서에 넣어요. 첫 번째 보고서.</w:t>
-      </w:r>
-    </w:p>
-    <w:p>
-      <w:pPr>
-        <w:pStyle w:val="BodyText"/>
-      </w:pPr>
-      <w:r>
-        <w:t xml:space="preserve">디마: 그녀가 처벌받아요?</w:t>
-      </w:r>
-    </w:p>
-    <w:p>
-      <w:pPr>
-        <w:pStyle w:val="BodyText"/>
-      </w:pPr>
-      <w:r>
-        <w:t xml:space="preserve">올가: 아니요. 남의 젤을 받은 게 아니에요. 날짜 확인을 잊은 거예요. 그건 다른 거예요, 디마. 처벌은 — 고의에. 부주의에는 — 교훈. 그리고 한 달 뒤 재점검. 잊어버린 걸 처벌하면 — 다음엔 아무도 털어놓지 않아요. 폴리나도, 너도, 나도.</w:t>
-      </w:r>
-    </w:p>
-    <w:p>
-      <w:pPr>
-        <w:pStyle w:val="BodyText"/>
-      </w:pPr>
-      <w:r>
-        <w:t xml:space="preserve">자보드치코프: 그리고 하나 더. 쓴 사람에게 전해 줘요. 고맙다고. 내가 직접. 면허 없는 클리닉에서 환자가 잘못되면 — 보험은 안 나오고, 법원은 책임자를 찾아요. 책임은 내가 졌겠죠. 내 이름으로. 40년의 이름. 어떤 할인으로도 못 사는 거예요.</w:t>
+        <w:t xml:space="preserve">전 클리닉 점검. 요청 한 시간 뒤 파트너가 스스로 보고」. 이게 이사회 보고서에 들어가는 우리 첫 번째 보고서예요.</w:t>
+      </w:r>
+    </w:p>
+    <w:p>
+      <w:pPr>
+        <w:pStyle w:val="BodyText"/>
+      </w:pPr>
+      <w:r>
+        <w:t xml:space="preserve">디마: 그럼 그녀가 처벌받아요?</w:t>
+      </w:r>
+    </w:p>
+    <w:p>
+      <w:pPr>
+        <w:pStyle w:val="BodyText"/>
+      </w:pPr>
+      <w:r>
+        <w:t xml:space="preserve">올가: 아니요. 남의 젤을 받은 게 아니라 날짜 확인을 잊은 거예요. 그건 다른 거예요, 디마. 처벌은 — 고의에. 부주의에는 — 교훈과 한 달 뒤 재점검. 잊어버린 걸 처벌하면 다음엔 아무도 털어놓지 않아요: 폴리나도, 너도, 나도.</w:t>
+      </w:r>
+    </w:p>
+    <w:p>
+      <w:pPr>
+        <w:pStyle w:val="BodyText"/>
+      </w:pPr>
+      <w:r>
+        <w:t xml:space="preserve">자보드치코프: 그리고 하나 더. 쓴 사람에게 내가 직접 고맙다고 전해 줘요. 면허 없는 클리닉에서 환자가 잘못되면 보험은 안 나오고, 법원은 책임자를 찾아요. 책임은 40년 된 내 이름으로 내가 졌겠죠. 그런 이름은 어떤 할인으로도 못 사요.</w:t>
       </w:r>
     </w:p>
     <w:bookmarkEnd w:id="36"/>
@@ -4520,119 +4520,119 @@
         <w:pStyle w:val="FirstParagraph"/>
       </w:pPr>
       <w:r>
-        <w:t xml:space="preserve">올가: 가지 마세요, 알렉세이 니콜라예비치. 규범을 쓰고 있어요. 한 페이지. 그 이상은 아무도 안 읽어요.</w:t>
-      </w:r>
-    </w:p>
-    <w:p>
-      <w:pPr>
-        <w:pStyle w:val="BodyText"/>
-      </w:pPr>
-      <w:r>
-        <w:t xml:space="preserve">알렉세이: 한 페이지. 첫 줄은 뭐예요?</w:t>
-      </w:r>
-    </w:p>
-    <w:p>
-      <w:pPr>
-        <w:pStyle w:val="BodyText"/>
-      </w:pPr>
-      <w:r>
-        <w:t xml:space="preserve">올가: 첫 줄은 이미 걸려 있어요. 문 위에. 쓸 필요가 없어요.</w:t>
-      </w:r>
-    </w:p>
-    <w:p>
-      <w:pPr>
-        <w:pStyle w:val="BodyText"/>
-      </w:pPr>
-      <w:r>
-        <w:t xml:space="preserve">알렉세이: 판지.</w:t>
-      </w:r>
-    </w:p>
-    <w:p>
-      <w:pPr>
-        <w:pStyle w:val="BodyText"/>
-      </w:pPr>
-      <w:r>
-        <w:t xml:space="preserve">올가: 판지. 둘째 줄을 써요. 「의심되면 — 물어라. 두려우면 — 써라. 제안받으면 — 거절하고 알려라」.</w:t>
-      </w:r>
-    </w:p>
-    <w:p>
-      <w:pPr>
-        <w:pStyle w:val="BodyText"/>
-      </w:pPr>
-      <w:r>
-        <w:t xml:space="preserve">알렉세이: 좋네요. 짧고. 코르닐로바가 좋아하는 식이에요.</w:t>
-      </w:r>
-    </w:p>
-    <w:p>
-      <w:pPr>
-        <w:pStyle w:val="BodyText"/>
-      </w:pPr>
-      <w:r>
-        <w:t xml:space="preserve">올가: 셋째 줄은 — 당신을 위한 거예요. 「채널은 대표가 읽지 않는다」. 서명하실래요?</w:t>
-      </w:r>
-    </w:p>
-    <w:p>
-      <w:pPr>
-        <w:pStyle w:val="BodyText"/>
-      </w:pPr>
-      <w:r>
-        <w:t xml:space="preserve">알렉세이: 이미 했어요. 아침에. 키릴이 자보드치코프에게 전화할 때. 전 가만있었어요. 그게 서명이었어요.</w:t>
-      </w:r>
-    </w:p>
-    <w:p>
-      <w:pPr>
-        <w:pStyle w:val="BodyText"/>
-      </w:pPr>
-      <w:r>
-        <w:t xml:space="preserve">올가: 가만있었죠. 봤어요. 힘드셨죠.</w:t>
-      </w:r>
-    </w:p>
-    <w:p>
-      <w:pPr>
-        <w:pStyle w:val="BodyText"/>
-      </w:pPr>
-      <w:r>
-        <w:t xml:space="preserve">알렉세이: 아주요. 라키티나에게 직접 전화하고 싶었어요. 「괜찮아요」라고 말하고 싶었어요. 하면 안 됐죠.</w:t>
-      </w:r>
-    </w:p>
-    <w:p>
-      <w:pPr>
-        <w:pStyle w:val="BodyText"/>
-      </w:pPr>
-      <w:r>
-        <w:t xml:space="preserve">올가: 안 되죠. 그게 컴플라이언스예요. 대표가 제때 착할 수 없는 것. 착한 건 — 나중에.</w:t>
-      </w:r>
-    </w:p>
-    <w:p>
-      <w:pPr>
-        <w:pStyle w:val="BodyText"/>
-      </w:pPr>
-      <w:r>
-        <w:t xml:space="preserve">알렉세이: 당신은 왜 집에 안 가세요?</w:t>
-      </w:r>
-    </w:p>
-    <w:p>
-      <w:pPr>
-        <w:pStyle w:val="BodyText"/>
-      </w:pPr>
-      <w:r>
-        <w:t xml:space="preserve">올가: 목요일에 은행이에요. 리조바가 새 대출 계약서를 보냈어요. 40페이지. 15페이지 읽었어요.</w:t>
-      </w:r>
-    </w:p>
-    <w:p>
-      <w:pPr>
-        <w:pStyle w:val="BodyText"/>
-      </w:pPr>
-      <w:r>
-        <w:t xml:space="preserve">알렉세이: 은행. 기억해요. 「재조정」. 이리나가 좋은 거라고 했어요.</w:t>
-      </w:r>
-    </w:p>
-    <w:p>
-      <w:pPr>
-        <w:pStyle w:val="BodyText"/>
-      </w:pPr>
-      <w:r>
-        <w:t xml:space="preserve">올가: 이리나는 숫자로 좋다고 했죠. 맞아요. 1년 유예, 금리는 그대로. 그런데 22페이지에 — 작은 글씨로 한 문장. 말로는 나빠요. 아직 완전히 이해하지 못했어요. 집에 가세요, 알렉세이 니콜라예비치. 조용함이 필요해요.</w:t>
+        <w:t xml:space="preserve">올가: 가지 마세요, 알렉세이 니콜라예비치. 한 페이지짜리 규범을 쓰고 있어요, 그 이상은 아무도 안 읽으니까요.</w:t>
+      </w:r>
+    </w:p>
+    <w:p>
+      <w:pPr>
+        <w:pStyle w:val="BodyText"/>
+      </w:pPr>
+      <w:r>
+        <w:t xml:space="preserve">알렉세이: 한 페이지면 좋네요. 첫 줄은 뭐예요?</w:t>
+      </w:r>
+    </w:p>
+    <w:p>
+      <w:pPr>
+        <w:pStyle w:val="BodyText"/>
+      </w:pPr>
+      <w:r>
+        <w:t xml:space="preserve">올가: 첫 줄은 이미 문 위에 걸려 있으니까 쓸 필요가 없어요.</w:t>
+      </w:r>
+    </w:p>
+    <w:p>
+      <w:pPr>
+        <w:pStyle w:val="BodyText"/>
+      </w:pPr>
+      <w:r>
+        <w:t xml:space="preserve">알렉세이: 판지 말씀하시는 거죠?</w:t>
+      </w:r>
+    </w:p>
+    <w:p>
+      <w:pPr>
+        <w:pStyle w:val="BodyText"/>
+      </w:pPr>
+      <w:r>
+        <w:t xml:space="preserve">올가: 판지요. 난 둘째 줄을 써요: 「의심되면 — 물어라. 두려우면 — 써라. 제안받으면 — 거절하고 알려라」.</w:t>
+      </w:r>
+    </w:p>
+    <w:p>
+      <w:pPr>
+        <w:pStyle w:val="BodyText"/>
+      </w:pPr>
+      <w:r>
+        <w:t xml:space="preserve">알렉세이: 좋네요, 짧고요. 코르닐로바가 좋아하는 식이에요.</w:t>
+      </w:r>
+    </w:p>
+    <w:p>
+      <w:pPr>
+        <w:pStyle w:val="BodyText"/>
+      </w:pPr>
+      <w:r>
+        <w:t xml:space="preserve">올가: 셋째 줄은 당신을 위한 거예요: 「채널은 대표가 읽지 않는다」. 서명하실래요?</w:t>
+      </w:r>
+    </w:p>
+    <w:p>
+      <w:pPr>
+        <w:pStyle w:val="BodyText"/>
+      </w:pPr>
+      <w:r>
+        <w:t xml:space="preserve">알렉세이: 이미 했어요. 아침에 키릴이 자보드치코프에게 전화할 때 가만있었는데, 그게 제 서명이었어요.</w:t>
+      </w:r>
+    </w:p>
+    <w:p>
+      <w:pPr>
+        <w:pStyle w:val="BodyText"/>
+      </w:pPr>
+      <w:r>
+        <w:t xml:space="preserve">올가: 네, 가만있었죠, 봤어요. 힘드셨죠?</w:t>
+      </w:r>
+    </w:p>
+    <w:p>
+      <w:pPr>
+        <w:pStyle w:val="BodyText"/>
+      </w:pPr>
+      <w:r>
+        <w:t xml:space="preserve">알렉세이: 아주 힘들었어요. 라키티나에게 직접 전화해서 「괜찮아요」라고 하고 싶었지만, 하면 안 됐죠.</w:t>
+      </w:r>
+    </w:p>
+    <w:p>
+      <w:pPr>
+        <w:pStyle w:val="BodyText"/>
+      </w:pPr>
+      <w:r>
+        <w:t xml:space="preserve">올가: 안 되죠. 그게 컴플라이언스예요: 대표가 제때 착할 수 없고, 나중에만 착할 수 있는 것.</w:t>
+      </w:r>
+    </w:p>
+    <w:p>
+      <w:pPr>
+        <w:pStyle w:val="BodyText"/>
+      </w:pPr>
+      <w:r>
+        <w:t xml:space="preserve">알렉세이: 그런데 당신은 왜 집에 안 가세요, 올가 페트로브나?</w:t>
+      </w:r>
+    </w:p>
+    <w:p>
+      <w:pPr>
+        <w:pStyle w:val="BodyText"/>
+      </w:pPr>
+      <w:r>
+        <w:t xml:space="preserve">올가: 목요일에 은행에 가니까요. 리조바가 40페이지짜리 새 대출 계약서를 보냈는데, 아직 15페이지밖에 못 읽었어요.</w:t>
+      </w:r>
+    </w:p>
+    <w:p>
+      <w:pPr>
+        <w:pStyle w:val="BodyText"/>
+      </w:pPr>
+      <w:r>
+        <w:t xml:space="preserve">알렉세이: 은행, 기억해요: 「재조정」. 이리나가 좋은 거라고 했어요.</w:t>
+      </w:r>
+    </w:p>
+    <w:p>
+      <w:pPr>
+        <w:pStyle w:val="BodyText"/>
+      </w:pPr>
+      <w:r>
+        <w:t xml:space="preserve">올가: 이리나는 숫자로 좋다고 했고, 맞아요: 1년 유예에 금리는 그대로예요. 그런데 22페이지에 작은 글씨로 한 문장이 있는데, 말로는 나빠요. 아직 완전히 이해하지 못했어요. 집에 가세요, 알렉세이 니콜라예비치, 조용함이 필요해요.</w:t>
       </w:r>
     </w:p>
     <w:bookmarkEnd w:id="37"/>
